--- a/Documentação/Documentação.docx
+++ b/Documentação/Documentação.docx
@@ -8,8 +8,6 @@
         <w:jc w:val="center"/>
         <w:rPr>
           <w:rFonts w:ascii="Times New Roman" w:eastAsia="Times New Roman" w:hAnsi="Times New Roman" w:cs="Times New Roman"/>
-          <w:b/>
-          <w:bCs/>
           <w:kern w:val="0"/>
           <w:sz w:val="32"/>
           <w:szCs w:val="32"/>
@@ -19,32 +17,27 @@
       <w:r>
         <w:rPr>
           <w:rFonts w:ascii="Times New Roman" w:eastAsia="Times New Roman" w:hAnsi="Times New Roman" w:cs="Times New Roman"/>
-          <w:b/>
-          <w:bCs/>
           <w:kern w:val="0"/>
           <w:sz w:val="32"/>
           <w:szCs w:val="32"/>
           <w14:ligatures w14:val="none"/>
         </w:rPr>
-        <w:t>Matheus, Jefferson</w:t>
-      </w:r>
-      <w:r>
-        <w:rPr>
-          <w:rFonts w:ascii="Times New Roman" w:eastAsia="Times New Roman" w:hAnsi="Times New Roman" w:cs="Times New Roman"/>
-          <w:b/>
-          <w:bCs/>
+        <w:t>Jefferson Bruno C. Miguel</w:t>
+      </w:r>
+    </w:p>
+    <w:p>
+      <w:pPr>
+        <w:spacing w:line="279" w:lineRule="auto"/>
+        <w:jc w:val="center"/>
+        <w:rPr>
+          <w:rFonts w:ascii="Times New Roman" w:eastAsia="Times New Roman" w:hAnsi="Times New Roman" w:cs="Times New Roman"/>
           <w:kern w:val="0"/>
           <w:sz w:val="32"/>
           <w:szCs w:val="32"/>
           <w14:ligatures w14:val="none"/>
         </w:rPr>
-        <w:t>, Lucas</w:t>
-      </w:r>
-    </w:p>
-    <w:p>
-      <w:pPr>
-        <w:spacing w:line="279" w:lineRule="auto"/>
-        <w:jc w:val="center"/>
+      </w:pPr>
+      <w:r>
         <w:rPr>
           <w:rFonts w:ascii="Times New Roman" w:eastAsia="Times New Roman" w:hAnsi="Times New Roman" w:cs="Times New Roman"/>
           <w:kern w:val="0"/>
@@ -52,12 +45,10 @@
           <w:szCs w:val="32"/>
           <w14:ligatures w14:val="none"/>
         </w:rPr>
-      </w:pPr>
-    </w:p>
-    <w:p>
-      <w:pPr>
-        <w:spacing w:line="279" w:lineRule="auto"/>
-        <w:jc w:val="center"/>
+        <w:t xml:space="preserve">Lucas </w:t>
+      </w:r>
+      <w:proofErr w:type="spellStart"/>
+      <w:r>
         <w:rPr>
           <w:rFonts w:ascii="Times New Roman" w:eastAsia="Times New Roman" w:hAnsi="Times New Roman" w:cs="Times New Roman"/>
           <w:kern w:val="0"/>
@@ -65,7 +56,9 @@
           <w:szCs w:val="32"/>
           <w14:ligatures w14:val="none"/>
         </w:rPr>
-      </w:pPr>
+        <w:t>Terminiello</w:t>
+      </w:r>
+      <w:proofErr w:type="spellEnd"/>
     </w:p>
     <w:p>
       <w:pPr>
@@ -79,11 +72,7 @@
           <w14:ligatures w14:val="none"/>
         </w:rPr>
       </w:pPr>
-    </w:p>
-    <w:p>
-      <w:pPr>
-        <w:spacing w:line="279" w:lineRule="auto"/>
-        <w:jc w:val="center"/>
+      <w:r>
         <w:rPr>
           <w:rFonts w:ascii="Times New Roman" w:eastAsia="Times New Roman" w:hAnsi="Times New Roman" w:cs="Times New Roman"/>
           <w:kern w:val="0"/>
@@ -91,7 +80,8 @@
           <w:szCs w:val="32"/>
           <w14:ligatures w14:val="none"/>
         </w:rPr>
-      </w:pPr>
+        <w:t>Matheus Malaman</w:t>
+      </w:r>
     </w:p>
     <w:p>
       <w:pPr>
@@ -157,7 +147,11 @@
           <w14:ligatures w14:val="none"/>
         </w:rPr>
       </w:pPr>
-      <w:r>
+    </w:p>
+    <w:p>
+      <w:pPr>
+        <w:spacing w:line="279" w:lineRule="auto"/>
+        <w:jc w:val="center"/>
         <w:rPr>
           <w:rFonts w:ascii="Times New Roman" w:eastAsia="Times New Roman" w:hAnsi="Times New Roman" w:cs="Times New Roman"/>
           <w:kern w:val="0"/>
@@ -165,9 +159,12 @@
           <w:szCs w:val="32"/>
           <w14:ligatures w14:val="none"/>
         </w:rPr>
-        <w:t>Projeto</w:t>
-      </w:r>
-      <w:r>
+      </w:pPr>
+    </w:p>
+    <w:p>
+      <w:pPr>
+        <w:spacing w:line="279" w:lineRule="auto"/>
+        <w:jc w:val="center"/>
         <w:rPr>
           <w:rFonts w:ascii="Times New Roman" w:eastAsia="Times New Roman" w:hAnsi="Times New Roman" w:cs="Times New Roman"/>
           <w:kern w:val="0"/>
@@ -175,9 +172,12 @@
           <w:szCs w:val="32"/>
           <w14:ligatures w14:val="none"/>
         </w:rPr>
-        <w:t xml:space="preserve"> -</w:t>
-      </w:r>
-      <w:r>
+      </w:pPr>
+    </w:p>
+    <w:p>
+      <w:pPr>
+        <w:spacing w:line="279" w:lineRule="auto"/>
+        <w:jc w:val="center"/>
         <w:rPr>
           <w:rFonts w:ascii="Times New Roman" w:eastAsia="Times New Roman" w:hAnsi="Times New Roman" w:cs="Times New Roman"/>
           <w:kern w:val="0"/>
@@ -185,48 +185,7 @@
           <w:szCs w:val="32"/>
           <w14:ligatures w14:val="none"/>
         </w:rPr>
-        <w:t xml:space="preserve"> </w:t>
-      </w:r>
-      <w:r>
-        <w:rPr>
-          <w:rFonts w:ascii="Times New Roman" w:eastAsia="Times New Roman" w:hAnsi="Times New Roman" w:cs="Times New Roman"/>
-          <w:kern w:val="0"/>
-          <w:sz w:val="32"/>
-          <w:szCs w:val="32"/>
-          <w14:ligatures w14:val="none"/>
-        </w:rPr>
-        <w:t>M</w:t>
-      </w:r>
-      <w:r>
-        <w:rPr>
-          <w:rFonts w:ascii="Times New Roman" w:eastAsia="Times New Roman" w:hAnsi="Times New Roman" w:cs="Times New Roman"/>
-          <w:kern w:val="0"/>
-          <w:sz w:val="32"/>
-          <w:szCs w:val="32"/>
-          <w14:ligatures w14:val="none"/>
-        </w:rPr>
-        <w:t xml:space="preserve">anutenção </w:t>
-      </w:r>
-      <w:r>
-        <w:rPr>
-          <w:rFonts w:ascii="Times New Roman" w:eastAsia="Times New Roman" w:hAnsi="Times New Roman" w:cs="Times New Roman"/>
-          <w:kern w:val="0"/>
-          <w:sz w:val="32"/>
-          <w:szCs w:val="32"/>
-          <w14:ligatures w14:val="none"/>
-        </w:rPr>
-        <w:t>P</w:t>
-      </w:r>
-      <w:r>
-        <w:rPr>
-          <w:rFonts w:ascii="Times New Roman" w:eastAsia="Times New Roman" w:hAnsi="Times New Roman" w:cs="Times New Roman"/>
-          <w:kern w:val="0"/>
-          <w:sz w:val="32"/>
-          <w:szCs w:val="32"/>
-          <w14:ligatures w14:val="none"/>
-        </w:rPr>
-        <w:t>redial</w:t>
-      </w:r>
+      </w:pPr>
     </w:p>
     <w:p>
       <w:pPr>
@@ -235,24 +194,81 @@
         <w:rPr>
           <w:rFonts w:ascii="Times New Roman" w:eastAsia="Times New Roman" w:hAnsi="Times New Roman" w:cs="Times New Roman"/>
           <w:kern w:val="0"/>
-          <w:sz w:val="32"/>
-          <w:szCs w:val="32"/>
+          <w:sz w:val="40"/>
+          <w:szCs w:val="40"/>
           <w14:ligatures w14:val="none"/>
         </w:rPr>
       </w:pPr>
-    </w:p>
-    <w:p>
-      <w:pPr>
-        <w:spacing w:line="279" w:lineRule="auto"/>
-        <w:jc w:val="center"/>
+      <w:r>
         <w:rPr>
           <w:rFonts w:ascii="Times New Roman" w:eastAsia="Times New Roman" w:hAnsi="Times New Roman" w:cs="Times New Roman"/>
           <w:kern w:val="0"/>
-          <w:sz w:val="32"/>
-          <w:szCs w:val="32"/>
+          <w:sz w:val="40"/>
+          <w:szCs w:val="40"/>
           <w14:ligatures w14:val="none"/>
         </w:rPr>
-      </w:pPr>
+        <w:t>Projeto</w:t>
+      </w:r>
+      <w:r>
+        <w:rPr>
+          <w:rFonts w:ascii="Times New Roman" w:eastAsia="Times New Roman" w:hAnsi="Times New Roman" w:cs="Times New Roman"/>
+          <w:kern w:val="0"/>
+          <w:sz w:val="40"/>
+          <w:szCs w:val="40"/>
+          <w14:ligatures w14:val="none"/>
+        </w:rPr>
+        <w:t xml:space="preserve"> -</w:t>
+      </w:r>
+      <w:r>
+        <w:rPr>
+          <w:rFonts w:ascii="Times New Roman" w:eastAsia="Times New Roman" w:hAnsi="Times New Roman" w:cs="Times New Roman"/>
+          <w:kern w:val="0"/>
+          <w:sz w:val="40"/>
+          <w:szCs w:val="40"/>
+          <w14:ligatures w14:val="none"/>
+        </w:rPr>
+        <w:t xml:space="preserve"> </w:t>
+      </w:r>
+      <w:r>
+        <w:rPr>
+          <w:rFonts w:ascii="Times New Roman" w:eastAsia="Times New Roman" w:hAnsi="Times New Roman" w:cs="Times New Roman"/>
+          <w:kern w:val="0"/>
+          <w:sz w:val="40"/>
+          <w:szCs w:val="40"/>
+          <w14:ligatures w14:val="none"/>
+        </w:rPr>
+        <w:t>M</w:t>
+      </w:r>
+      <w:r>
+        <w:rPr>
+          <w:rFonts w:ascii="Times New Roman" w:eastAsia="Times New Roman" w:hAnsi="Times New Roman" w:cs="Times New Roman"/>
+          <w:kern w:val="0"/>
+          <w:sz w:val="40"/>
+          <w:szCs w:val="40"/>
+          <w14:ligatures w14:val="none"/>
+        </w:rPr>
+        <w:t xml:space="preserve">anutenção </w:t>
+      </w:r>
+      <w:r>
+        <w:rPr>
+          <w:rFonts w:ascii="Times New Roman" w:eastAsia="Times New Roman" w:hAnsi="Times New Roman" w:cs="Times New Roman"/>
+          <w:kern w:val="0"/>
+          <w:sz w:val="40"/>
+          <w:szCs w:val="40"/>
+          <w14:ligatures w14:val="none"/>
+        </w:rPr>
+        <w:t>P</w:t>
+      </w:r>
+      <w:r>
+        <w:rPr>
+          <w:rFonts w:ascii="Times New Roman" w:eastAsia="Times New Roman" w:hAnsi="Times New Roman" w:cs="Times New Roman"/>
+          <w:kern w:val="0"/>
+          <w:sz w:val="40"/>
+          <w:szCs w:val="40"/>
+          <w14:ligatures w14:val="none"/>
+        </w:rPr>
+        <w:t>redial</w:t>
+      </w:r>
     </w:p>
     <w:p>
       <w:pPr>
@@ -495,7 +511,7 @@
             </w:rPr>
             <w:fldChar w:fldCharType="separate"/>
           </w:r>
-          <w:hyperlink w:anchor="_Toc224311898" w:history="1">
+          <w:hyperlink w:anchor="_Toc226731592" w:history="1">
             <w:r>
               <w:rPr>
                 <w:rStyle w:val="Hyperlink"/>
@@ -522,7 +538,7 @@
                 <w:bCs/>
                 <w:noProof/>
               </w:rPr>
-              <w:t>Introdução</w:t>
+              <w:t>Proposta</w:t>
             </w:r>
             <w:r>
               <w:rPr>
@@ -543,7 +559,7 @@
                 <w:noProof/>
                 <w:webHidden/>
               </w:rPr>
-              <w:instrText xml:space="preserve"> PAGEREF _Toc224311898 \h </w:instrText>
+              <w:instrText xml:space="preserve"> PAGEREF _Toc226731592 \h </w:instrText>
             </w:r>
             <w:r>
               <w:rPr>
@@ -583,7 +599,7 @@
               <w:lang w:eastAsia="pt-BR"/>
             </w:rPr>
           </w:pPr>
-          <w:hyperlink w:anchor="_Toc224311899" w:history="1">
+          <w:hyperlink w:anchor="_Toc226731593" w:history="1">
             <w:r>
               <w:rPr>
                 <w:rStyle w:val="Hyperlink"/>
@@ -631,7 +647,7 @@
                 <w:noProof/>
                 <w:webHidden/>
               </w:rPr>
-              <w:instrText xml:space="preserve"> PAGEREF _Toc224311899 \h </w:instrText>
+              <w:instrText xml:space="preserve"> PAGEREF _Toc226731593 \h </w:instrText>
             </w:r>
             <w:r>
               <w:rPr>
@@ -675,7 +691,7 @@
               <w:lang w:eastAsia="pt-BR"/>
             </w:rPr>
           </w:pPr>
-          <w:hyperlink w:anchor="_Toc224311900" w:history="1">
+          <w:hyperlink w:anchor="_Toc226731594" w:history="1">
             <w:r>
               <w:rPr>
                 <w:rStyle w:val="Hyperlink"/>
@@ -723,7 +739,7 @@
                 <w:noProof/>
                 <w:webHidden/>
               </w:rPr>
-              <w:instrText xml:space="preserve"> PAGEREF _Toc224311900 \h </w:instrText>
+              <w:instrText xml:space="preserve"> PAGEREF _Toc226731594 \h </w:instrText>
             </w:r>
             <w:r>
               <w:rPr>
@@ -767,7 +783,7 @@
               <w:lang w:eastAsia="pt-BR"/>
             </w:rPr>
           </w:pPr>
-          <w:hyperlink w:anchor="_Toc224311901" w:history="1">
+          <w:hyperlink w:anchor="_Toc226731595" w:history="1">
             <w:r>
               <w:rPr>
                 <w:rStyle w:val="Hyperlink"/>
@@ -815,7 +831,7 @@
                 <w:noProof/>
                 <w:webHidden/>
               </w:rPr>
-              <w:instrText xml:space="preserve"> PAGEREF _Toc224311901 \h </w:instrText>
+              <w:instrText xml:space="preserve"> PAGEREF _Toc226731595 \h </w:instrText>
             </w:r>
             <w:r>
               <w:rPr>
@@ -855,7 +871,7 @@
               <w:lang w:eastAsia="pt-BR"/>
             </w:rPr>
           </w:pPr>
-          <w:hyperlink w:anchor="_Toc224311902" w:history="1">
+          <w:hyperlink w:anchor="_Toc226731596" w:history="1">
             <w:r>
               <w:rPr>
                 <w:rStyle w:val="Hyperlink"/>
@@ -903,7 +919,7 @@
                 <w:noProof/>
                 <w:webHidden/>
               </w:rPr>
-              <w:instrText xml:space="preserve"> PAGEREF _Toc224311902 \h </w:instrText>
+              <w:instrText xml:space="preserve"> PAGEREF _Toc226731596 \h </w:instrText>
             </w:r>
             <w:r>
               <w:rPr>
@@ -923,7 +939,7 @@
                 <w:noProof/>
                 <w:webHidden/>
               </w:rPr>
-              <w:t>3</w:t>
+              <w:t>4</w:t>
             </w:r>
             <w:r>
               <w:rPr>
@@ -947,7 +963,7 @@
               <w:lang w:eastAsia="pt-BR"/>
             </w:rPr>
           </w:pPr>
-          <w:hyperlink w:anchor="_Toc224311903" w:history="1">
+          <w:hyperlink w:anchor="_Toc226731597" w:history="1">
             <w:r>
               <w:rPr>
                 <w:rStyle w:val="Hyperlink"/>
@@ -956,7 +972,7 @@
                 <w:iCs/>
                 <w:noProof/>
               </w:rPr>
-              <w:t>3.1</w:t>
+              <w:t>3.2</w:t>
             </w:r>
             <w:r>
               <w:rPr>
@@ -974,7 +990,7 @@
                 <w:iCs/>
                 <w:noProof/>
               </w:rPr>
-              <w:t>Must Have (Deve ter)</w:t>
+              <w:t>Should Have (Deveria ter)</w:t>
             </w:r>
             <w:r>
               <w:rPr>
@@ -995,7 +1011,7 @@
                 <w:noProof/>
                 <w:webHidden/>
               </w:rPr>
-              <w:instrText xml:space="preserve"> PAGEREF _Toc224311903 \h </w:instrText>
+              <w:instrText xml:space="preserve"> PAGEREF _Toc226731597 \h </w:instrText>
             </w:r>
             <w:r>
               <w:rPr>
@@ -1039,7 +1055,7 @@
               <w:lang w:eastAsia="pt-BR"/>
             </w:rPr>
           </w:pPr>
-          <w:hyperlink w:anchor="_Toc224311904" w:history="1">
+          <w:hyperlink w:anchor="_Toc226731598" w:history="1">
             <w:r>
               <w:rPr>
                 <w:rStyle w:val="Hyperlink"/>
@@ -1048,7 +1064,7 @@
                 <w:iCs/>
                 <w:noProof/>
               </w:rPr>
-              <w:t>3.2</w:t>
+              <w:t>3.3</w:t>
             </w:r>
             <w:r>
               <w:rPr>
@@ -1066,7 +1082,7 @@
                 <w:iCs/>
                 <w:noProof/>
               </w:rPr>
-              <w:t>Should Have (Deveria ter)</w:t>
+              <w:t>Could Have (Poderia ter)</w:t>
             </w:r>
             <w:r>
               <w:rPr>
@@ -1087,7 +1103,7 @@
                 <w:noProof/>
                 <w:webHidden/>
               </w:rPr>
-              <w:instrText xml:space="preserve"> PAGEREF _Toc224311904 \h </w:instrText>
+              <w:instrText xml:space="preserve"> PAGEREF _Toc226731598 \h </w:instrText>
             </w:r>
             <w:r>
               <w:rPr>
@@ -1107,7 +1123,7 @@
                 <w:noProof/>
                 <w:webHidden/>
               </w:rPr>
-              <w:t>4</w:t>
+              <w:t>5</w:t>
             </w:r>
             <w:r>
               <w:rPr>
@@ -1131,7 +1147,7 @@
               <w:lang w:eastAsia="pt-BR"/>
             </w:rPr>
           </w:pPr>
-          <w:hyperlink w:anchor="_Toc224311905" w:history="1">
+          <w:hyperlink w:anchor="_Toc226731599" w:history="1">
             <w:r>
               <w:rPr>
                 <w:rStyle w:val="Hyperlink"/>
@@ -1140,7 +1156,7 @@
                 <w:iCs/>
                 <w:noProof/>
               </w:rPr>
-              <w:t>3.3</w:t>
+              <w:t>3.4</w:t>
             </w:r>
             <w:r>
               <w:rPr>
@@ -1158,7 +1174,7 @@
                 <w:iCs/>
                 <w:noProof/>
               </w:rPr>
-              <w:t>Could Have (Poderia ter)</w:t>
+              <w:t>Won't Have (Não terá nesta etapa)</w:t>
             </w:r>
             <w:r>
               <w:rPr>
@@ -1179,7 +1195,7 @@
                 <w:noProof/>
                 <w:webHidden/>
               </w:rPr>
-              <w:instrText xml:space="preserve"> PAGEREF _Toc224311905 \h </w:instrText>
+              <w:instrText xml:space="preserve"> PAGEREF _Toc226731599 \h </w:instrText>
             </w:r>
             <w:r>
               <w:rPr>
@@ -1199,7 +1215,271 @@
                 <w:noProof/>
                 <w:webHidden/>
               </w:rPr>
-              <w:t>4</w:t>
+              <w:t>5</w:t>
+            </w:r>
+            <w:r>
+              <w:rPr>
+                <w:noProof/>
+                <w:webHidden/>
+              </w:rPr>
+              <w:fldChar w:fldCharType="end"/>
+            </w:r>
+          </w:hyperlink>
+        </w:p>
+        <w:p>
+          <w:pPr>
+            <w:pStyle w:val="Sumrio1"/>
+            <w:rPr>
+              <w:rFonts w:eastAsiaTheme="minorEastAsia"/>
+              <w:noProof/>
+              <w:lang w:eastAsia="pt-BR"/>
+            </w:rPr>
+          </w:pPr>
+          <w:hyperlink w:anchor="_Toc226731600" w:history="1">
+            <w:r>
+              <w:rPr>
+                <w:rStyle w:val="Hyperlink"/>
+                <w:rFonts w:ascii="Times New Roman" w:eastAsia="Times New Roman" w:hAnsi="Times New Roman" w:cs="Times New Roman"/>
+                <w:b/>
+                <w:bCs/>
+                <w:noProof/>
+              </w:rPr>
+              <w:t>4.</w:t>
+            </w:r>
+            <w:r>
+              <w:rPr>
+                <w:rFonts w:eastAsiaTheme="minorEastAsia"/>
+                <w:noProof/>
+                <w:lang w:eastAsia="pt-BR"/>
+              </w:rPr>
+              <w:tab/>
+            </w:r>
+            <w:r>
+              <w:rPr>
+                <w:rStyle w:val="Hyperlink"/>
+                <w:rFonts w:ascii="Times New Roman" w:eastAsia="Times New Roman" w:hAnsi="Times New Roman" w:cs="Times New Roman"/>
+                <w:b/>
+                <w:bCs/>
+                <w:noProof/>
+              </w:rPr>
+              <w:t>Metodologias Ágeis</w:t>
+            </w:r>
+            <w:r>
+              <w:rPr>
+                <w:noProof/>
+                <w:webHidden/>
+              </w:rPr>
+              <w:tab/>
+            </w:r>
+            <w:r>
+              <w:rPr>
+                <w:noProof/>
+                <w:webHidden/>
+              </w:rPr>
+              <w:fldChar w:fldCharType="begin"/>
+            </w:r>
+            <w:r>
+              <w:rPr>
+                <w:noProof/>
+                <w:webHidden/>
+              </w:rPr>
+              <w:instrText xml:space="preserve"> PAGEREF _Toc226731600 \h </w:instrText>
+            </w:r>
+            <w:r>
+              <w:rPr>
+                <w:noProof/>
+                <w:webHidden/>
+              </w:rPr>
+            </w:r>
+            <w:r>
+              <w:rPr>
+                <w:noProof/>
+                <w:webHidden/>
+              </w:rPr>
+              <w:fldChar w:fldCharType="separate"/>
+            </w:r>
+            <w:r>
+              <w:rPr>
+                <w:noProof/>
+                <w:webHidden/>
+              </w:rPr>
+              <w:t>6</w:t>
+            </w:r>
+            <w:r>
+              <w:rPr>
+                <w:noProof/>
+                <w:webHidden/>
+              </w:rPr>
+              <w:fldChar w:fldCharType="end"/>
+            </w:r>
+          </w:hyperlink>
+        </w:p>
+        <w:p>
+          <w:pPr>
+            <w:pStyle w:val="Sumrio1"/>
+            <w:rPr>
+              <w:rFonts w:eastAsiaTheme="minorEastAsia"/>
+              <w:noProof/>
+              <w:lang w:eastAsia="pt-BR"/>
+            </w:rPr>
+          </w:pPr>
+          <w:hyperlink w:anchor="_Toc226731601" w:history="1">
+            <w:r>
+              <w:rPr>
+                <w:rStyle w:val="Hyperlink"/>
+                <w:rFonts w:ascii="Times New Roman" w:eastAsia="Times New Roman" w:hAnsi="Times New Roman" w:cs="Times New Roman"/>
+                <w:b/>
+                <w:bCs/>
+                <w:noProof/>
+              </w:rPr>
+              <w:t>5.</w:t>
+            </w:r>
+            <w:r>
+              <w:rPr>
+                <w:rFonts w:eastAsiaTheme="minorEastAsia"/>
+                <w:noProof/>
+                <w:lang w:eastAsia="pt-BR"/>
+              </w:rPr>
+              <w:tab/>
+            </w:r>
+            <w:r>
+              <w:rPr>
+                <w:rStyle w:val="Hyperlink"/>
+                <w:rFonts w:ascii="Times New Roman" w:eastAsia="Times New Roman" w:hAnsi="Times New Roman" w:cs="Times New Roman"/>
+                <w:b/>
+                <w:bCs/>
+                <w:noProof/>
+              </w:rPr>
+              <w:t>Prototipagem</w:t>
+            </w:r>
+            <w:r>
+              <w:rPr>
+                <w:noProof/>
+                <w:webHidden/>
+              </w:rPr>
+              <w:tab/>
+            </w:r>
+            <w:r>
+              <w:rPr>
+                <w:noProof/>
+                <w:webHidden/>
+              </w:rPr>
+              <w:fldChar w:fldCharType="begin"/>
+            </w:r>
+            <w:r>
+              <w:rPr>
+                <w:noProof/>
+                <w:webHidden/>
+              </w:rPr>
+              <w:instrText xml:space="preserve"> PAGEREF _Toc226731601 \h </w:instrText>
+            </w:r>
+            <w:r>
+              <w:rPr>
+                <w:noProof/>
+                <w:webHidden/>
+              </w:rPr>
+            </w:r>
+            <w:r>
+              <w:rPr>
+                <w:noProof/>
+                <w:webHidden/>
+              </w:rPr>
+              <w:fldChar w:fldCharType="separate"/>
+            </w:r>
+            <w:r>
+              <w:rPr>
+                <w:noProof/>
+                <w:webHidden/>
+              </w:rPr>
+              <w:t>7</w:t>
+            </w:r>
+            <w:r>
+              <w:rPr>
+                <w:noProof/>
+                <w:webHidden/>
+              </w:rPr>
+              <w:fldChar w:fldCharType="end"/>
+            </w:r>
+          </w:hyperlink>
+        </w:p>
+        <w:p>
+          <w:pPr>
+            <w:pStyle w:val="Sumrio1"/>
+            <w:rPr>
+              <w:rFonts w:eastAsiaTheme="minorEastAsia"/>
+              <w:noProof/>
+              <w:lang w:eastAsia="pt-BR"/>
+            </w:rPr>
+          </w:pPr>
+          <w:hyperlink w:anchor="_Toc226731602" w:history="1">
+            <w:r>
+              <w:rPr>
+                <w:rStyle w:val="Hyperlink"/>
+                <w:rFonts w:ascii="Times New Roman" w:eastAsia="Times New Roman" w:hAnsi="Times New Roman" w:cs="Times New Roman"/>
+                <w:b/>
+                <w:bCs/>
+                <w:noProof/>
+              </w:rPr>
+              <w:t>6.</w:t>
+            </w:r>
+            <w:r>
+              <w:rPr>
+                <w:rFonts w:eastAsiaTheme="minorEastAsia"/>
+                <w:noProof/>
+                <w:lang w:eastAsia="pt-BR"/>
+              </w:rPr>
+              <w:tab/>
+            </w:r>
+            <w:r>
+              <w:rPr>
+                <w:rStyle w:val="Hyperlink"/>
+                <w:rFonts w:ascii="Times New Roman" w:eastAsia="Times New Roman" w:hAnsi="Times New Roman" w:cs="Times New Roman"/>
+                <w:b/>
+                <w:bCs/>
+                <w:noProof/>
+              </w:rPr>
+              <w:t>Diagramas</w:t>
+            </w:r>
+            <w:r>
+              <w:rPr>
+                <w:noProof/>
+                <w:webHidden/>
+              </w:rPr>
+              <w:tab/>
+            </w:r>
+            <w:r>
+              <w:rPr>
+                <w:noProof/>
+                <w:webHidden/>
+              </w:rPr>
+              <w:fldChar w:fldCharType="begin"/>
+            </w:r>
+            <w:r>
+              <w:rPr>
+                <w:noProof/>
+                <w:webHidden/>
+              </w:rPr>
+              <w:instrText xml:space="preserve"> PAGEREF _Toc226731602 \h </w:instrText>
+            </w:r>
+            <w:r>
+              <w:rPr>
+                <w:noProof/>
+                <w:webHidden/>
+              </w:rPr>
+            </w:r>
+            <w:r>
+              <w:rPr>
+                <w:noProof/>
+                <w:webHidden/>
+              </w:rPr>
+              <w:fldChar w:fldCharType="separate"/>
+            </w:r>
+            <w:r>
+              <w:rPr>
+                <w:noProof/>
+                <w:webHidden/>
+              </w:rPr>
+              <w:t>8</w:t>
             </w:r>
             <w:r>
               <w:rPr>
@@ -1223,7 +1503,7 @@
               <w:lang w:eastAsia="pt-BR"/>
             </w:rPr>
           </w:pPr>
-          <w:hyperlink w:anchor="_Toc224311906" w:history="1">
+          <w:hyperlink w:anchor="_Toc226731603" w:history="1">
             <w:r>
               <w:rPr>
                 <w:rStyle w:val="Hyperlink"/>
@@ -1232,7 +1512,7 @@
                 <w:iCs/>
                 <w:noProof/>
               </w:rPr>
-              <w:t>3.4</w:t>
+              <w:t>6.1</w:t>
             </w:r>
             <w:r>
               <w:rPr>
@@ -1250,7 +1530,7 @@
                 <w:iCs/>
                 <w:noProof/>
               </w:rPr>
-              <w:t>Won't Have (Não terá nesta etapa)</w:t>
+              <w:t>Diagrama de classe</w:t>
             </w:r>
             <w:r>
               <w:rPr>
@@ -1271,7 +1551,7 @@
                 <w:noProof/>
                 <w:webHidden/>
               </w:rPr>
-              <w:instrText xml:space="preserve"> PAGEREF _Toc224311906 \h </w:instrText>
+              <w:instrText xml:space="preserve"> PAGEREF _Toc226731603 \h </w:instrText>
             </w:r>
             <w:r>
               <w:rPr>
@@ -1291,95 +1571,7 @@
                 <w:noProof/>
                 <w:webHidden/>
               </w:rPr>
-              <w:t>5</w:t>
-            </w:r>
-            <w:r>
-              <w:rPr>
-                <w:noProof/>
-                <w:webHidden/>
-              </w:rPr>
-              <w:fldChar w:fldCharType="end"/>
-            </w:r>
-          </w:hyperlink>
-        </w:p>
-        <w:p>
-          <w:pPr>
-            <w:pStyle w:val="Sumrio1"/>
-            <w:rPr>
-              <w:rFonts w:eastAsiaTheme="minorEastAsia"/>
-              <w:noProof/>
-              <w:lang w:eastAsia="pt-BR"/>
-            </w:rPr>
-          </w:pPr>
-          <w:hyperlink w:anchor="_Toc224311907" w:history="1">
-            <w:r>
-              <w:rPr>
-                <w:rStyle w:val="Hyperlink"/>
-                <w:rFonts w:ascii="Times New Roman" w:eastAsia="Times New Roman" w:hAnsi="Times New Roman" w:cs="Times New Roman"/>
-                <w:b/>
-                <w:bCs/>
-                <w:noProof/>
-              </w:rPr>
-              <w:t>4.</w:t>
-            </w:r>
-            <w:r>
-              <w:rPr>
-                <w:rFonts w:eastAsiaTheme="minorEastAsia"/>
-                <w:noProof/>
-                <w:lang w:eastAsia="pt-BR"/>
-              </w:rPr>
-              <w:tab/>
-            </w:r>
-            <w:r>
-              <w:rPr>
-                <w:rStyle w:val="Hyperlink"/>
-                <w:rFonts w:ascii="Times New Roman" w:eastAsia="Times New Roman" w:hAnsi="Times New Roman" w:cs="Times New Roman"/>
-                <w:b/>
-                <w:bCs/>
-                <w:noProof/>
-              </w:rPr>
-              <w:t>Diagramas</w:t>
-            </w:r>
-            <w:r>
-              <w:rPr>
-                <w:noProof/>
-                <w:webHidden/>
-              </w:rPr>
-              <w:tab/>
-            </w:r>
-            <w:r>
-              <w:rPr>
-                <w:noProof/>
-                <w:webHidden/>
-              </w:rPr>
-              <w:fldChar w:fldCharType="begin"/>
-            </w:r>
-            <w:r>
-              <w:rPr>
-                <w:noProof/>
-                <w:webHidden/>
-              </w:rPr>
-              <w:instrText xml:space="preserve"> PAGEREF _Toc224311907 \h </w:instrText>
-            </w:r>
-            <w:r>
-              <w:rPr>
-                <w:noProof/>
-                <w:webHidden/>
-              </w:rPr>
-            </w:r>
-            <w:r>
-              <w:rPr>
-                <w:noProof/>
-                <w:webHidden/>
-              </w:rPr>
-              <w:fldChar w:fldCharType="separate"/>
-            </w:r>
-            <w:r>
-              <w:rPr>
-                <w:noProof/>
-                <w:webHidden/>
-              </w:rPr>
-              <w:t>5</w:t>
+              <w:t>9</w:t>
             </w:r>
             <w:r>
               <w:rPr>
@@ -1403,7 +1595,7 @@
               <w:lang w:eastAsia="pt-BR"/>
             </w:rPr>
           </w:pPr>
-          <w:hyperlink w:anchor="_Toc224311908" w:history="1">
+          <w:hyperlink w:anchor="_Toc226731604" w:history="1">
             <w:r>
               <w:rPr>
                 <w:rStyle w:val="Hyperlink"/>
@@ -1412,7 +1604,7 @@
                 <w:iCs/>
                 <w:noProof/>
               </w:rPr>
-              <w:t>4.1</w:t>
+              <w:t>6.2</w:t>
             </w:r>
             <w:r>
               <w:rPr>
@@ -1430,7 +1622,7 @@
                 <w:iCs/>
                 <w:noProof/>
               </w:rPr>
-              <w:t>Diagrama de classe</w:t>
+              <w:t>Diagrama de sequência</w:t>
             </w:r>
             <w:r>
               <w:rPr>
@@ -1451,7 +1643,7 @@
                 <w:noProof/>
                 <w:webHidden/>
               </w:rPr>
-              <w:instrText xml:space="preserve"> PAGEREF _Toc224311908 \h </w:instrText>
+              <w:instrText xml:space="preserve"> PAGEREF _Toc226731604 \h </w:instrText>
             </w:r>
             <w:r>
               <w:rPr>
@@ -1471,7 +1663,7 @@
                 <w:noProof/>
                 <w:webHidden/>
               </w:rPr>
-              <w:t>6</w:t>
+              <w:t>10</w:t>
             </w:r>
             <w:r>
               <w:rPr>
@@ -1495,7 +1687,7 @@
               <w:lang w:eastAsia="pt-BR"/>
             </w:rPr>
           </w:pPr>
-          <w:hyperlink w:anchor="_Toc224311909" w:history="1">
+          <w:hyperlink w:anchor="_Toc226731605" w:history="1">
             <w:r>
               <w:rPr>
                 <w:rStyle w:val="Hyperlink"/>
@@ -1504,7 +1696,7 @@
                 <w:iCs/>
                 <w:noProof/>
               </w:rPr>
-              <w:t>4.2</w:t>
+              <w:t>6.3</w:t>
             </w:r>
             <w:r>
               <w:rPr>
@@ -1522,7 +1714,7 @@
                 <w:iCs/>
                 <w:noProof/>
               </w:rPr>
-              <w:t>Diagrama de sequência</w:t>
+              <w:t>Diagrama de Banco de Dados</w:t>
             </w:r>
             <w:r>
               <w:rPr>
@@ -1543,7 +1735,7 @@
                 <w:noProof/>
                 <w:webHidden/>
               </w:rPr>
-              <w:instrText xml:space="preserve"> PAGEREF _Toc224311909 \h </w:instrText>
+              <w:instrText xml:space="preserve"> PAGEREF _Toc226731605 \h </w:instrText>
             </w:r>
             <w:r>
               <w:rPr>
@@ -1563,7 +1755,7 @@
                 <w:noProof/>
                 <w:webHidden/>
               </w:rPr>
-              <w:t>6</w:t>
+              <w:t>11</w:t>
             </w:r>
             <w:r>
               <w:rPr>
@@ -1760,28 +1952,6 @@
           <w:szCs w:val="22"/>
           <w14:ligatures w14:val="none"/>
         </w:rPr>
-      </w:pPr>
-    </w:p>
-    <w:p>
-      <w:pPr>
-        <w:rPr>
-          <w:rFonts w:ascii="Times New Roman" w:eastAsia="Times New Roman" w:hAnsi="Times New Roman" w:cs="Times New Roman"/>
-          <w:kern w:val="0"/>
-          <w:sz w:val="22"/>
-          <w:szCs w:val="22"/>
-          <w14:ligatures w14:val="none"/>
-        </w:rPr>
-      </w:pPr>
-    </w:p>
-    <w:p>
-      <w:pPr>
-        <w:rPr>
-          <w:rFonts w:ascii="Times New Roman" w:eastAsia="Times New Roman" w:hAnsi="Times New Roman" w:cs="Times New Roman"/>
-          <w:kern w:val="0"/>
-          <w:sz w:val="22"/>
-          <w:szCs w:val="22"/>
-          <w14:ligatures w14:val="none"/>
-        </w:rPr>
         <w:sectPr>
           <w:footerReference w:type="default" r:id="rId8"/>
           <w:pgSz w:w="11906" w:h="16838"/>
@@ -1808,7 +1978,7 @@
           <w:szCs w:val="32"/>
         </w:rPr>
       </w:pPr>
-      <w:bookmarkStart w:id="0" w:name="_Toc224311898"/>
+      <w:bookmarkStart w:id="0" w:name="_Toc226731592"/>
       <w:r>
         <w:rPr>
           <w:rFonts w:ascii="Times New Roman" w:eastAsia="Times New Roman" w:hAnsi="Times New Roman" w:cs="Times New Roman"/>
@@ -1819,7 +1989,7 @@
           <w:szCs w:val="32"/>
         </w:rPr>
         <w:lastRenderedPageBreak/>
-        <w:t>Introdução</w:t>
+        <w:t>Proposta</w:t>
       </w:r>
       <w:bookmarkEnd w:id="0"/>
     </w:p>
@@ -1946,7 +2116,7 @@
           <w:szCs w:val="32"/>
         </w:rPr>
       </w:pPr>
-      <w:bookmarkStart w:id="1" w:name="_Toc224311899"/>
+      <w:bookmarkStart w:id="1" w:name="_Toc226731593"/>
       <w:r>
         <w:rPr>
           <w:rFonts w:ascii="Times New Roman" w:eastAsia="Times New Roman" w:hAnsi="Times New Roman" w:cs="Times New Roman"/>
@@ -1995,7 +2165,7 @@
           <w:szCs w:val="28"/>
         </w:rPr>
       </w:pPr>
-      <w:bookmarkStart w:id="2" w:name="_Toc224311900"/>
+      <w:bookmarkStart w:id="2" w:name="_Toc226731594"/>
       <w:r>
         <w:rPr>
           <w:rFonts w:ascii="Times New Roman" w:eastAsia="Times New Roman" w:hAnsi="Times New Roman" w:cs="Times New Roman"/>
@@ -2710,7 +2880,7 @@
           <w:szCs w:val="28"/>
         </w:rPr>
       </w:pPr>
-      <w:bookmarkStart w:id="3" w:name="_Toc224311901"/>
+      <w:bookmarkStart w:id="3" w:name="_Toc226731595"/>
       <w:r>
         <w:rPr>
           <w:rFonts w:ascii="Times New Roman" w:eastAsia="Times New Roman" w:hAnsi="Times New Roman" w:cs="Times New Roman"/>
@@ -3427,7 +3597,6 @@
     </w:p>
     <w:p>
       <w:pPr>
-        <w:spacing w:after="0" w:line="279" w:lineRule="auto"/>
         <w:rPr>
           <w:rFonts w:ascii="Times New Roman" w:eastAsia="Times New Roman" w:hAnsi="Times New Roman" w:cs="Times New Roman"/>
           <w:kern w:val="0"/>
@@ -3436,6 +3605,16 @@
           <w14:ligatures w14:val="none"/>
         </w:rPr>
       </w:pPr>
+      <w:r>
+        <w:rPr>
+          <w:rFonts w:ascii="Times New Roman" w:eastAsia="Times New Roman" w:hAnsi="Times New Roman" w:cs="Times New Roman"/>
+          <w:kern w:val="0"/>
+          <w:sz w:val="28"/>
+          <w:szCs w:val="28"/>
+          <w14:ligatures w14:val="none"/>
+        </w:rPr>
+        <w:br w:type="page"/>
+      </w:r>
     </w:p>
     <w:p>
       <w:pPr>
@@ -3453,7 +3632,7 @@
           <w:szCs w:val="32"/>
         </w:rPr>
       </w:pPr>
-      <w:bookmarkStart w:id="4" w:name="_Toc224311902"/>
+      <w:bookmarkStart w:id="4" w:name="_Toc226731596"/>
       <w:r>
         <w:rPr>
           <w:rFonts w:ascii="Times New Roman" w:eastAsia="Times New Roman" w:hAnsi="Times New Roman" w:cs="Times New Roman"/>
@@ -3463,6 +3642,7 @@
           <w:sz w:val="32"/>
           <w:szCs w:val="32"/>
         </w:rPr>
+        <w:lastRenderedPageBreak/>
         <w:t>Moscow</w:t>
       </w:r>
       <w:bookmarkEnd w:id="4"/>
@@ -3598,16 +3778,91 @@
     </w:p>
     <w:p>
       <w:pPr>
-        <w:rPr>
-          <w:rFonts w:ascii="Times New Roman" w:hAnsi="Times New Roman" w:cs="Times New Roman"/>
-        </w:rPr>
-      </w:pPr>
-      <w:r>
-        <w:rPr>
-          <w:rFonts w:ascii="Times New Roman" w:hAnsi="Times New Roman" w:cs="Times New Roman"/>
-        </w:rPr>
-        <w:br w:type="page"/>
-      </w:r>
+        <w:pStyle w:val="PargrafodaLista"/>
+        <w:numPr>
+          <w:ilvl w:val="1"/>
+          <w:numId w:val="1"/>
+        </w:numPr>
+        <w:spacing w:line="360" w:lineRule="auto"/>
+        <w:jc w:val="both"/>
+        <w:rPr>
+          <w:rFonts w:ascii="Times New Roman" w:hAnsi="Times New Roman" w:cs="Times New Roman"/>
+          <w:i/>
+          <w:iCs/>
+        </w:rPr>
+      </w:pPr>
+      <w:r>
+        <w:rPr>
+          <w:rFonts w:ascii="Times New Roman" w:eastAsia="Times New Roman" w:hAnsi="Times New Roman" w:cs="Times New Roman"/>
+          <w:i/>
+          <w:iCs/>
+          <w:sz w:val="28"/>
+          <w:szCs w:val="28"/>
+        </w:rPr>
+        <w:t xml:space="preserve">Must </w:t>
+      </w:r>
+      <w:proofErr w:type="spellStart"/>
+      <w:r>
+        <w:rPr>
+          <w:rFonts w:ascii="Times New Roman" w:eastAsia="Times New Roman" w:hAnsi="Times New Roman" w:cs="Times New Roman"/>
+          <w:i/>
+          <w:iCs/>
+          <w:sz w:val="28"/>
+          <w:szCs w:val="28"/>
+        </w:rPr>
+        <w:t>Have</w:t>
+      </w:r>
+      <w:proofErr w:type="spellEnd"/>
+      <w:r>
+        <w:rPr>
+          <w:rFonts w:ascii="Times New Roman" w:eastAsia="Times New Roman" w:hAnsi="Times New Roman" w:cs="Times New Roman"/>
+          <w:i/>
+          <w:iCs/>
+          <w:sz w:val="28"/>
+          <w:szCs w:val="28"/>
+        </w:rPr>
+        <w:t xml:space="preserve"> (Deve ter)</w:t>
+      </w:r>
+    </w:p>
+    <w:p>
+      <w:pPr>
+        <w:spacing w:line="360" w:lineRule="auto"/>
+        <w:ind w:firstLine="502"/>
+        <w:jc w:val="both"/>
+        <w:rPr>
+          <w:rFonts w:ascii="Times New Roman" w:hAnsi="Times New Roman" w:cs="Times New Roman"/>
+        </w:rPr>
+      </w:pPr>
+      <w:r>
+        <w:rPr>
+          <w:rFonts w:ascii="Times New Roman" w:hAnsi="Times New Roman" w:cs="Times New Roman"/>
+        </w:rPr>
+        <w:t xml:space="preserve">Nesta categoria concentram-se os requisitos absolutamente essenciais para o funcionamento básico e a segurança da API do </w:t>
+      </w:r>
+      <w:proofErr w:type="spellStart"/>
+      <w:r>
+        <w:rPr>
+          <w:rFonts w:ascii="Times New Roman" w:hAnsi="Times New Roman" w:cs="Times New Roman"/>
+        </w:rPr>
+        <w:t>PredialFix</w:t>
+      </w:r>
+      <w:proofErr w:type="spellEnd"/>
+      <w:r>
+        <w:rPr>
+          <w:rFonts w:ascii="Times New Roman" w:hAnsi="Times New Roman" w:cs="Times New Roman"/>
+        </w:rPr>
+        <w:t>. Para garantir a transparência total exigida pelo Senai e resolver o problema da demora, o sistema tem a obrigação de identificar problemas de manutenção através de avisos (RF01), classificar as manutenções através de prioridades (RF02) e designar um técnico (RF05). O acompanhamento de cada etapa também é obrigatório, devendo o sistema relatar o status (RF06) e a conclusão da manutenção (RF07). No aspecto técnico, para estabelecer a infraestrutura robusta solicitada, é inegociável que o sistema tenha confiabilidade (RNF01), garanta a integridade e proteção das informações (RNF03) e realize backups automáticos diariamente (RNF07).</w:t>
+      </w:r>
+    </w:p>
+    <w:p>
+      <w:pPr>
+        <w:spacing w:line="360" w:lineRule="auto"/>
+        <w:ind w:firstLine="502"/>
+        <w:jc w:val="both"/>
+        <w:rPr>
+          <w:rFonts w:ascii="Times New Roman" w:hAnsi="Times New Roman" w:cs="Times New Roman"/>
+        </w:rPr>
+      </w:pPr>
     </w:p>
     <w:p>
       <w:pPr>
@@ -3625,7 +3880,8 @@
           <w:szCs w:val="28"/>
         </w:rPr>
       </w:pPr>
-      <w:bookmarkStart w:id="5" w:name="_Toc224311903"/>
+      <w:bookmarkStart w:id="5" w:name="_Toc226731597"/>
+      <w:proofErr w:type="spellStart"/>
       <w:r>
         <w:rPr>
           <w:rFonts w:ascii="Times New Roman" w:eastAsia="Times New Roman" w:hAnsi="Times New Roman" w:cs="Times New Roman"/>
@@ -3635,10 +3891,9 @@
           <w:sz w:val="28"/>
           <w:szCs w:val="28"/>
         </w:rPr>
-        <w:lastRenderedPageBreak/>
-        <w:t xml:space="preserve">Must </w:t>
-      </w:r>
-      <w:proofErr w:type="spellStart"/>
+        <w:t>Should</w:t>
+      </w:r>
+      <w:proofErr w:type="spellEnd"/>
       <w:r>
         <w:rPr>
           <w:rFonts w:ascii="Times New Roman" w:eastAsia="Times New Roman" w:hAnsi="Times New Roman" w:cs="Times New Roman"/>
@@ -3648,9 +3903,9 @@
           <w:sz w:val="28"/>
           <w:szCs w:val="28"/>
         </w:rPr>
-        <w:t>Have</w:t>
-      </w:r>
-      <w:proofErr w:type="spellEnd"/>
+        <w:t xml:space="preserve"> </w:t>
+      </w:r>
+      <w:proofErr w:type="spellStart"/>
       <w:r>
         <w:rPr>
           <w:rFonts w:ascii="Times New Roman" w:eastAsia="Times New Roman" w:hAnsi="Times New Roman" w:cs="Times New Roman"/>
@@ -3660,7 +3915,19 @@
           <w:sz w:val="28"/>
           <w:szCs w:val="28"/>
         </w:rPr>
-        <w:t xml:space="preserve"> (Deve ter)</w:t>
+        <w:t>Have</w:t>
+      </w:r>
+      <w:proofErr w:type="spellEnd"/>
+      <w:r>
+        <w:rPr>
+          <w:rFonts w:ascii="Times New Roman" w:eastAsia="Times New Roman" w:hAnsi="Times New Roman" w:cs="Times New Roman"/>
+          <w:i/>
+          <w:iCs/>
+          <w:color w:val="auto"/>
+          <w:sz w:val="28"/>
+          <w:szCs w:val="28"/>
+        </w:rPr>
+        <w:t xml:space="preserve"> (Deveria ter)</w:t>
       </w:r>
       <w:bookmarkEnd w:id="5"/>
     </w:p>
@@ -3677,32 +3944,27 @@
         <w:rPr>
           <w:rFonts w:ascii="Times New Roman" w:hAnsi="Times New Roman" w:cs="Times New Roman"/>
         </w:rPr>
-        <w:t xml:space="preserve">Nesta categoria concentram-se os requisitos absolutamente essenciais para o funcionamento básico e a segurança da API do </w:t>
-      </w:r>
-      <w:proofErr w:type="spellStart"/>
-      <w:r>
-        <w:rPr>
-          <w:rFonts w:ascii="Times New Roman" w:hAnsi="Times New Roman" w:cs="Times New Roman"/>
-        </w:rPr>
-        <w:t>PredialFix</w:t>
-      </w:r>
-      <w:proofErr w:type="spellEnd"/>
-      <w:r>
-        <w:rPr>
-          <w:rFonts w:ascii="Times New Roman" w:hAnsi="Times New Roman" w:cs="Times New Roman"/>
-        </w:rPr>
-        <w:t>. Para garantir a transparência total exigida pelo Senai e resolver o problema da demora, o sistema tem a obrigação de identificar problemas de manutenção através de avisos (RF01), classificar as manutenções através de prioridades (RF02) e designar um técnico (RF05). O acompanhamento de cada etapa também é obrigatório, devendo o sistema relatar o status (RF06) e a conclusão da manutenção (RF07). No aspecto técnico, para estabelecer a infraestrutura robusta solicitada, é inegociável que o sistema tenha confiabilidade (RNF01), garanta a integridade e proteção das informações (RNF03) e realize backups automáticos diariamente (RNF07).</w:t>
-      </w:r>
-    </w:p>
-    <w:p>
-      <w:pPr>
-        <w:spacing w:line="360" w:lineRule="auto"/>
-        <w:ind w:firstLine="502"/>
-        <w:jc w:val="both"/>
-        <w:rPr>
-          <w:rFonts w:ascii="Times New Roman" w:hAnsi="Times New Roman" w:cs="Times New Roman"/>
-        </w:rPr>
-      </w:pPr>
+        <w:t>Aqui agrupam-se os itens de alto valor para a plataforma, mas que representam aprimoramentos do fluxo principal. Inclui-se nesta classificação a capacidade do sistema de organizar o processo de manutenção dos equipamentos (RF03). Quanto à infraestrutura, o sistema deveria atingir metas de desempenho essenciais para o uso diário, como garantir que esteja disponível no mínimo 95% do tempo (RNF04) e possuir desempenho adequado para carregar as informações em até 3 segundos (RNF06)</w:t>
+      </w:r>
+      <w:r>
+        <w:rPr>
+          <w:rFonts w:ascii="Times New Roman" w:hAnsi="Times New Roman" w:cs="Times New Roman"/>
+        </w:rPr>
+        <w:t>.</w:t>
+      </w:r>
+    </w:p>
+    <w:p>
+      <w:pPr>
+        <w:rPr>
+          <w:rFonts w:ascii="Times New Roman" w:hAnsi="Times New Roman" w:cs="Times New Roman"/>
+        </w:rPr>
+      </w:pPr>
+      <w:r>
+        <w:rPr>
+          <w:rFonts w:ascii="Times New Roman" w:hAnsi="Times New Roman" w:cs="Times New Roman"/>
+        </w:rPr>
+        <w:br w:type="page"/>
+      </w:r>
     </w:p>
     <w:p>
       <w:pPr>
@@ -3720,7 +3982,7 @@
           <w:szCs w:val="28"/>
         </w:rPr>
       </w:pPr>
-      <w:bookmarkStart w:id="6" w:name="_Toc224311904"/>
+      <w:bookmarkStart w:id="6" w:name="_Toc226731598"/>
       <w:proofErr w:type="spellStart"/>
       <w:r>
         <w:rPr>
@@ -3731,7 +3993,8 @@
           <w:sz w:val="28"/>
           <w:szCs w:val="28"/>
         </w:rPr>
-        <w:t>Should</w:t>
+        <w:lastRenderedPageBreak/>
+        <w:t>Could</w:t>
       </w:r>
       <w:proofErr w:type="spellEnd"/>
       <w:r>
@@ -3767,7 +4030,7 @@
           <w:sz w:val="28"/>
           <w:szCs w:val="28"/>
         </w:rPr>
-        <w:t xml:space="preserve"> (Deveria ter)</w:t>
+        <w:t xml:space="preserve"> (Poderia ter)</w:t>
       </w:r>
       <w:bookmarkEnd w:id="6"/>
     </w:p>
@@ -3784,13 +4047,7 @@
         <w:rPr>
           <w:rFonts w:ascii="Times New Roman" w:hAnsi="Times New Roman" w:cs="Times New Roman"/>
         </w:rPr>
-        <w:t>Aqui agrupam-se os itens de alto valor para a plataforma, mas que representam aprimoramentos do fluxo principal. Inclui-se nesta classificação a capacidade do sistema de organizar o processo de manutenção dos equipamentos (RF03). Quanto à infraestrutura, o sistema deveria atingir metas de desempenho essenciais para o uso diário, como garantir que esteja disponível no mínimo 95% do tempo (RNF04) e possuir desempenho adequado para carregar as informações em até 3 segundos (RNF06)</w:t>
-      </w:r>
-      <w:r>
-        <w:rPr>
-          <w:rFonts w:ascii="Times New Roman" w:hAnsi="Times New Roman" w:cs="Times New Roman"/>
-        </w:rPr>
-        <w:t>.</w:t>
+        <w:t>Como desejáveis, foram classificados os recursos que agregam conveniência, mas que podem ser postergados para uma segunda versão sem inviabilizar o projeto inicial. São eles: a inteligência do sistema para identificar se já há relatos anteriores sobre o mesmo aparelho (RF04) e a capacidade de relatar uma estimativa de tempo de manutenção (RNF05). Além disso, a regra de que o tempo de resposta do sistema em relação ao status seja de no máximo 1 semana (RNF02) também entra nesta categoria de melhorias futuras.</w:t>
       </w:r>
     </w:p>
     <w:p>
@@ -3819,7 +4076,7 @@
           <w:szCs w:val="28"/>
         </w:rPr>
       </w:pPr>
-      <w:bookmarkStart w:id="7" w:name="_Toc224311905"/>
+      <w:bookmarkStart w:id="7" w:name="_Toc226731599"/>
       <w:proofErr w:type="spellStart"/>
       <w:r>
         <w:rPr>
@@ -3830,7 +4087,7 @@
           <w:sz w:val="28"/>
           <w:szCs w:val="28"/>
         </w:rPr>
-        <w:t>Could</w:t>
+        <w:t>Won't</w:t>
       </w:r>
       <w:proofErr w:type="spellEnd"/>
       <w:r>
@@ -3866,7 +4123,7 @@
           <w:sz w:val="28"/>
           <w:szCs w:val="28"/>
         </w:rPr>
-        <w:t xml:space="preserve"> (Poderia ter)</w:t>
+        <w:t xml:space="preserve"> (Não terá nesta etapa)</w:t>
       </w:r>
       <w:bookmarkEnd w:id="7"/>
     </w:p>
@@ -3883,19 +4140,384 @@
         <w:rPr>
           <w:rFonts w:ascii="Times New Roman" w:hAnsi="Times New Roman" w:cs="Times New Roman"/>
         </w:rPr>
-        <w:t>Como desejáveis, foram classificados os recursos que agregam conveniência, mas que podem ser postergados para uma segunda versão sem inviabilizar o projeto inicial. São eles: a inteligência do sistema para identificar se já há relatos anteriores sobre o mesmo aparelho (RF04) e a capacidade de relatar uma estimativa de tempo de manutenção (RNF05). Além disso, a regra de que o tempo de resposta do sistema em relação ao status seja de no máximo 1 semana (RNF02) também entra nesta categoria de melhorias futuras.</w:t>
-      </w:r>
-    </w:p>
-    <w:p>
-      <w:pPr>
-        <w:rPr>
-          <w:rFonts w:ascii="Times New Roman" w:hAnsi="Times New Roman" w:cs="Times New Roman"/>
-        </w:rPr>
-      </w:pPr>
-      <w:r>
-        <w:rPr>
-          <w:rFonts w:ascii="Times New Roman" w:hAnsi="Times New Roman" w:cs="Times New Roman"/>
-        </w:rPr>
+        <w:t>Por fim, nesta categoria descarta-se temporariamente o desenvolvimento das interfaces visuais (o aplicativo em si). Embora a situação problema mencione que o Senai precisa de um aplicativo, o escopo do desafio define claramente que a prioridade atual da equipe é criar primeiro uma infraestrutura robusta no servidor, focando exclusivamente no desenvolvimento do Back-</w:t>
+      </w:r>
+      <w:proofErr w:type="spellStart"/>
+      <w:r>
+        <w:rPr>
+          <w:rFonts w:ascii="Times New Roman" w:hAnsi="Times New Roman" w:cs="Times New Roman"/>
+        </w:rPr>
+        <w:t>End</w:t>
+      </w:r>
+      <w:proofErr w:type="spellEnd"/>
+      <w:r>
+        <w:rPr>
+          <w:rFonts w:ascii="Times New Roman" w:hAnsi="Times New Roman" w:cs="Times New Roman"/>
+        </w:rPr>
+        <w:t xml:space="preserve"> e na construção de uma API segura. Portanto, as telas de usuário final ficam fora desta primeira entrega.</w:t>
+      </w:r>
+    </w:p>
+    <w:p>
+      <w:pPr>
+        <w:rPr>
+          <w:rFonts w:ascii="Times New Roman" w:hAnsi="Times New Roman" w:cs="Times New Roman"/>
+        </w:rPr>
+      </w:pPr>
+      <w:r>
+        <w:rPr>
+          <w:rFonts w:ascii="Times New Roman" w:hAnsi="Times New Roman" w:cs="Times New Roman"/>
+        </w:rPr>
+        <w:br w:type="page"/>
+      </w:r>
+    </w:p>
+    <w:p>
+      <w:pPr>
+        <w:pStyle w:val="Ttulo1"/>
+        <w:numPr>
+          <w:ilvl w:val="0"/>
+          <w:numId w:val="1"/>
+        </w:numPr>
+        <w:rPr>
+          <w:rFonts w:ascii="Times New Roman" w:eastAsia="Times New Roman" w:hAnsi="Times New Roman" w:cs="Times New Roman"/>
+          <w:b/>
+          <w:bCs/>
+          <w:color w:val="auto"/>
+          <w:sz w:val="32"/>
+          <w:szCs w:val="32"/>
+        </w:rPr>
+      </w:pPr>
+      <w:bookmarkStart w:id="8" w:name="_Toc226731600"/>
+      <w:r>
+        <w:rPr>
+          <w:rFonts w:ascii="Times New Roman" w:eastAsia="Times New Roman" w:hAnsi="Times New Roman" w:cs="Times New Roman"/>
+          <w:b/>
+          <w:bCs/>
+          <w:color w:val="auto"/>
+          <w:sz w:val="32"/>
+          <w:szCs w:val="32"/>
+        </w:rPr>
+        <w:lastRenderedPageBreak/>
+        <w:t>Metodologias Ágeis</w:t>
+      </w:r>
+      <w:bookmarkEnd w:id="8"/>
+    </w:p>
+    <w:p/>
+    <w:p>
+      <w:pPr>
+        <w:spacing w:line="360" w:lineRule="auto"/>
+        <w:ind w:firstLine="502"/>
+        <w:jc w:val="both"/>
+        <w:rPr>
+          <w:rFonts w:ascii="Times New Roman" w:hAnsi="Times New Roman" w:cs="Times New Roman"/>
+        </w:rPr>
+      </w:pPr>
+      <w:r>
+        <w:rPr>
+          <w:rFonts w:ascii="Times New Roman" w:hAnsi="Times New Roman" w:cs="Times New Roman"/>
+        </w:rPr>
+        <w:t>A imagem ilustra a metodologia ágil Scrum através de um quadro organizado em colunas que representam as Sprints, que são ciclos curtos e de tempo fixo definidos para o trabalho. Em vez de seguir um planejamento linear tradicional, o Scrum divide o projeto nessas iterações contínuas para que a equipe desenvolva e entregue valor de forma ágil e incremental, garantindo a transparência do progresso e facilitando a rápida adaptação a mudanças a cada novo ciclo iniciado.</w:t>
+      </w:r>
+    </w:p>
+    <w:p>
+      <w:pPr>
+        <w:spacing w:line="360" w:lineRule="auto"/>
+        <w:rPr>
+          <w:rFonts w:ascii="Times New Roman" w:hAnsi="Times New Roman" w:cs="Times New Roman"/>
+        </w:rPr>
+      </w:pPr>
+      <w:r>
+        <w:rPr>
+          <w:noProof/>
+        </w:rPr>
+        <w:drawing>
+          <wp:inline distT="0" distB="0" distL="0" distR="0" wp14:anchorId="32F492A4" wp14:editId="5A7C1AE9">
+            <wp:extent cx="5400040" cy="2526665"/>
+            <wp:effectExtent l="0" t="0" r="0" b="6985"/>
+            <wp:docPr id="1161533678" name="Imagem 1"/>
+            <wp:cNvGraphicFramePr>
+              <a:graphicFrameLocks xmlns:a="http://schemas.openxmlformats.org/drawingml/2006/main" noChangeAspect="1"/>
+            </wp:cNvGraphicFramePr>
+            <a:graphic xmlns:a="http://schemas.openxmlformats.org/drawingml/2006/main">
+              <a:graphicData uri="http://schemas.openxmlformats.org/drawingml/2006/picture">
+                <pic:pic xmlns:pic="http://schemas.openxmlformats.org/drawingml/2006/picture">
+                  <pic:nvPicPr>
+                    <pic:cNvPr id="1161533678" name=""/>
+                    <pic:cNvPicPr/>
+                  </pic:nvPicPr>
+                  <pic:blipFill>
+                    <a:blip r:embed="rId9"/>
+                    <a:stretch>
+                      <a:fillRect/>
+                    </a:stretch>
+                  </pic:blipFill>
+                  <pic:spPr>
+                    <a:xfrm>
+                      <a:off x="0" y="0"/>
+                      <a:ext cx="5400040" cy="2526665"/>
+                    </a:xfrm>
+                    <a:prstGeom prst="rect">
+                      <a:avLst/>
+                    </a:prstGeom>
+                  </pic:spPr>
+                </pic:pic>
+              </a:graphicData>
+            </a:graphic>
+          </wp:inline>
+        </w:drawing>
+      </w:r>
+    </w:p>
+    <w:p>
+      <w:pPr>
+        <w:rPr>
+          <w:rFonts w:ascii="Times New Roman" w:hAnsi="Times New Roman" w:cs="Times New Roman"/>
+        </w:rPr>
+      </w:pPr>
+      <w:r>
+        <w:rPr>
+          <w:rFonts w:ascii="Times New Roman" w:hAnsi="Times New Roman" w:cs="Times New Roman"/>
+        </w:rPr>
+        <w:t xml:space="preserve">Link: </w:t>
+      </w:r>
+      <w:hyperlink r:id="rId10" w:history="1">
+        <w:proofErr w:type="spellStart"/>
+        <w:r>
+          <w:rPr>
+            <w:rStyle w:val="Hyperlink"/>
+            <w:rFonts w:ascii="Times New Roman" w:hAnsi="Times New Roman" w:cs="Times New Roman"/>
+          </w:rPr>
+          <w:t>Trello</w:t>
+        </w:r>
+        <w:proofErr w:type="spellEnd"/>
+      </w:hyperlink>
+    </w:p>
+    <w:p>
+      <w:pPr>
+        <w:rPr>
+          <w:rFonts w:ascii="Times New Roman" w:hAnsi="Times New Roman" w:cs="Times New Roman"/>
+        </w:rPr>
+      </w:pPr>
+      <w:r>
+        <w:rPr>
+          <w:rFonts w:ascii="Times New Roman" w:hAnsi="Times New Roman" w:cs="Times New Roman"/>
+        </w:rPr>
+        <w:br w:type="page"/>
+      </w:r>
+    </w:p>
+    <w:p>
+      <w:pPr>
+        <w:pStyle w:val="Ttulo1"/>
+        <w:numPr>
+          <w:ilvl w:val="0"/>
+          <w:numId w:val="1"/>
+        </w:numPr>
+        <w:rPr>
+          <w:rFonts w:ascii="Times New Roman" w:eastAsia="Times New Roman" w:hAnsi="Times New Roman" w:cs="Times New Roman"/>
+          <w:b/>
+          <w:bCs/>
+          <w:color w:val="auto"/>
+          <w:sz w:val="32"/>
+          <w:szCs w:val="32"/>
+        </w:rPr>
+      </w:pPr>
+      <w:bookmarkStart w:id="9" w:name="_Toc226731601"/>
+      <w:r>
+        <w:rPr>
+          <w:rFonts w:ascii="Times New Roman" w:eastAsia="Times New Roman" w:hAnsi="Times New Roman" w:cs="Times New Roman"/>
+          <w:b/>
+          <w:bCs/>
+          <w:color w:val="auto"/>
+          <w:sz w:val="32"/>
+          <w:szCs w:val="32"/>
+        </w:rPr>
+        <w:lastRenderedPageBreak/>
+        <w:t>Prototipagem</w:t>
+      </w:r>
+      <w:bookmarkEnd w:id="9"/>
+    </w:p>
+    <w:p/>
+    <w:p>
+      <w:pPr>
+        <w:spacing w:line="360" w:lineRule="auto"/>
+        <w:ind w:firstLine="502"/>
+        <w:jc w:val="both"/>
+        <w:rPr>
+          <w:rFonts w:ascii="Times New Roman" w:hAnsi="Times New Roman" w:cs="Times New Roman"/>
+        </w:rPr>
+      </w:pPr>
+      <w:r>
+        <w:rPr>
+          <w:rFonts w:ascii="Times New Roman" w:hAnsi="Times New Roman" w:cs="Times New Roman"/>
+        </w:rPr>
+        <w:t xml:space="preserve">A imagem ilustra a fase de prototipagem de um software por meio de </w:t>
+      </w:r>
+      <w:proofErr w:type="spellStart"/>
+      <w:r>
+        <w:rPr>
+          <w:rFonts w:ascii="Times New Roman" w:hAnsi="Times New Roman" w:cs="Times New Roman"/>
+        </w:rPr>
+        <w:t>wireframes</w:t>
+      </w:r>
+      <w:proofErr w:type="spellEnd"/>
+      <w:r>
+        <w:rPr>
+          <w:rFonts w:ascii="Times New Roman" w:hAnsi="Times New Roman" w:cs="Times New Roman"/>
+        </w:rPr>
+        <w:t>, que são representações visuais estruturais da interface do usuário. Essa prática serve para planejar e validar o layout, a navegação e as funcionalidades do sistema antes de iniciar o desenvolvimento técnico. Com base na imagem, nota-se o mapeamento claro do fluxo de navegação da aplicação, apresentando na linha superior as telas de listagem e pesquisa de dados (como chamados, colaboradores e setores) e, na linha inferior, as respectivas telas de formulários para a inserção de novos registros. Isso permite que a equipe e os clientes alinhem as expectativas sobre a usabilidade e a disposição das informações de forma rápida e visual.</w:t>
+      </w:r>
+    </w:p>
+    <w:p>
+      <w:pPr>
+        <w:rPr>
+          <w:rFonts w:ascii="Times New Roman" w:hAnsi="Times New Roman" w:cs="Times New Roman"/>
+        </w:rPr>
+      </w:pPr>
+    </w:p>
+    <w:p>
+      <w:pPr>
+        <w:jc w:val="center"/>
+        <w:rPr>
+          <w:rFonts w:ascii="Times New Roman" w:hAnsi="Times New Roman" w:cs="Times New Roman"/>
+        </w:rPr>
+      </w:pPr>
+      <w:r>
+        <w:rPr>
+          <w:rFonts w:ascii="Times New Roman" w:hAnsi="Times New Roman" w:cs="Times New Roman"/>
+        </w:rPr>
+        <w:drawing>
+          <wp:inline distT="0" distB="0" distL="0" distR="0" wp14:anchorId="3FA26153" wp14:editId="2ABE7BAD">
+            <wp:extent cx="4562475" cy="2249046"/>
+            <wp:effectExtent l="0" t="0" r="0" b="0"/>
+            <wp:docPr id="1355644276" name="Imagem 1"/>
+            <wp:cNvGraphicFramePr>
+              <a:graphicFrameLocks xmlns:a="http://schemas.openxmlformats.org/drawingml/2006/main" noChangeAspect="1"/>
+            </wp:cNvGraphicFramePr>
+            <a:graphic xmlns:a="http://schemas.openxmlformats.org/drawingml/2006/main">
+              <a:graphicData uri="http://schemas.openxmlformats.org/drawingml/2006/picture">
+                <pic:pic xmlns:pic="http://schemas.openxmlformats.org/drawingml/2006/picture">
+                  <pic:nvPicPr>
+                    <pic:cNvPr id="1355644276" name=""/>
+                    <pic:cNvPicPr/>
+                  </pic:nvPicPr>
+                  <pic:blipFill>
+                    <a:blip r:embed="rId11"/>
+                    <a:stretch>
+                      <a:fillRect/>
+                    </a:stretch>
+                  </pic:blipFill>
+                  <pic:spPr>
+                    <a:xfrm>
+                      <a:off x="0" y="0"/>
+                      <a:ext cx="4582918" cy="2259123"/>
+                    </a:xfrm>
+                    <a:prstGeom prst="rect">
+                      <a:avLst/>
+                    </a:prstGeom>
+                  </pic:spPr>
+                </pic:pic>
+              </a:graphicData>
+            </a:graphic>
+          </wp:inline>
+        </w:drawing>
+      </w:r>
+    </w:p>
+    <w:p>
+      <w:pPr>
+        <w:jc w:val="center"/>
+        <w:rPr>
+          <w:rFonts w:ascii="Times New Roman" w:hAnsi="Times New Roman" w:cs="Times New Roman"/>
+        </w:rPr>
+      </w:pPr>
+      <w:r>
+        <w:rPr>
+          <w:rFonts w:ascii="Times New Roman" w:hAnsi="Times New Roman" w:cs="Times New Roman"/>
+        </w:rPr>
+        <w:drawing>
+          <wp:inline distT="0" distB="0" distL="0" distR="0" wp14:anchorId="49B4C697" wp14:editId="56B97AEF">
+            <wp:extent cx="4552315" cy="2318983"/>
+            <wp:effectExtent l="0" t="0" r="635" b="5715"/>
+            <wp:docPr id="421861207" name="Imagem 1"/>
+            <wp:cNvGraphicFramePr>
+              <a:graphicFrameLocks xmlns:a="http://schemas.openxmlformats.org/drawingml/2006/main" noChangeAspect="1"/>
+            </wp:cNvGraphicFramePr>
+            <a:graphic xmlns:a="http://schemas.openxmlformats.org/drawingml/2006/main">
+              <a:graphicData uri="http://schemas.openxmlformats.org/drawingml/2006/picture">
+                <pic:pic xmlns:pic="http://schemas.openxmlformats.org/drawingml/2006/picture">
+                  <pic:nvPicPr>
+                    <pic:cNvPr id="421861207" name=""/>
+                    <pic:cNvPicPr/>
+                  </pic:nvPicPr>
+                  <pic:blipFill>
+                    <a:blip r:embed="rId12"/>
+                    <a:stretch>
+                      <a:fillRect/>
+                    </a:stretch>
+                  </pic:blipFill>
+                  <pic:spPr>
+                    <a:xfrm>
+                      <a:off x="0" y="0"/>
+                      <a:ext cx="4568593" cy="2327275"/>
+                    </a:xfrm>
+                    <a:prstGeom prst="rect">
+                      <a:avLst/>
+                    </a:prstGeom>
+                  </pic:spPr>
+                </pic:pic>
+              </a:graphicData>
+            </a:graphic>
+          </wp:inline>
+        </w:drawing>
+      </w:r>
+      <w:r>
+        <w:rPr>
+          <w:rFonts w:ascii="Times New Roman" w:hAnsi="Times New Roman" w:cs="Times New Roman"/>
+        </w:rPr>
+        <w:br w:type="page"/>
+      </w:r>
+    </w:p>
+    <w:p>
+      <w:pPr>
+        <w:pStyle w:val="Ttulo1"/>
+        <w:numPr>
+          <w:ilvl w:val="0"/>
+          <w:numId w:val="1"/>
+        </w:numPr>
+        <w:rPr>
+          <w:rFonts w:ascii="Times New Roman" w:eastAsia="Times New Roman" w:hAnsi="Times New Roman" w:cs="Times New Roman"/>
+          <w:b/>
+          <w:bCs/>
+          <w:color w:val="auto"/>
+          <w:sz w:val="32"/>
+          <w:szCs w:val="32"/>
+        </w:rPr>
+      </w:pPr>
+      <w:bookmarkStart w:id="10" w:name="_Toc226731602"/>
+      <w:r>
+        <w:rPr>
+          <w:rFonts w:ascii="Times New Roman" w:eastAsia="Times New Roman" w:hAnsi="Times New Roman" w:cs="Times New Roman"/>
+          <w:b/>
+          <w:bCs/>
+          <w:color w:val="auto"/>
+          <w:sz w:val="32"/>
+          <w:szCs w:val="32"/>
+        </w:rPr>
+        <w:lastRenderedPageBreak/>
+        <w:t>Diagramas</w:t>
+      </w:r>
+      <w:bookmarkEnd w:id="10"/>
+    </w:p>
+    <w:p>
+      <w:pPr>
+        <w:spacing w:line="360" w:lineRule="auto"/>
+        <w:ind w:firstLine="502"/>
+        <w:jc w:val="both"/>
+      </w:pPr>
+      <w:r>
+        <w:rPr>
+          <w:rFonts w:ascii="Times New Roman" w:hAnsi="Times New Roman" w:cs="Times New Roman"/>
+        </w:rPr>
+        <w:t>Os diagramas são representações visuais utilizadas para facilitar a compreensão de sistemas, processos ou estruturas. Eles ajudam a organizar informações de forma clara, mostrando relações, etapas e componentes de maneira gráfica. Dessa forma, tornam mais simples a análise, o planejamento e a comunicação de ideias durante o desenvolvimento ou documentação de um projeto.</w:t>
+      </w:r>
+      <w:r>
         <w:br w:type="page"/>
       </w:r>
     </w:p>
@@ -3915,8 +4537,7 @@
           <w:szCs w:val="28"/>
         </w:rPr>
       </w:pPr>
-      <w:bookmarkStart w:id="8" w:name="_Toc224311906"/>
-      <w:proofErr w:type="spellStart"/>
+      <w:bookmarkStart w:id="11" w:name="_Toc226731603"/>
       <w:r>
         <w:rPr>
           <w:rFonts w:ascii="Times New Roman" w:eastAsia="Times New Roman" w:hAnsi="Times New Roman" w:cs="Times New Roman"/>
@@ -3927,10 +4548,342 @@
           <w:szCs w:val="28"/>
         </w:rPr>
         <w:lastRenderedPageBreak/>
-        <w:t>Won't</w:t>
+        <w:t>Diagrama de classe</w:t>
+      </w:r>
+      <w:bookmarkEnd w:id="11"/>
+    </w:p>
+    <w:p>
+      <w:pPr>
+        <w:rPr>
+          <w:rFonts w:ascii="Times New Roman" w:hAnsi="Times New Roman" w:cs="Times New Roman"/>
+        </w:rPr>
+      </w:pPr>
+      <w:r>
+        <w:rPr>
+          <w:rFonts w:ascii="Times New Roman" w:hAnsi="Times New Roman" w:cs="Times New Roman"/>
+        </w:rPr>
+        <w:t xml:space="preserve">Este diagrama é a base para criarmos nossas </w:t>
+      </w:r>
+      <w:proofErr w:type="spellStart"/>
+      <w:r>
+        <w:rPr>
+          <w:rFonts w:ascii="Times New Roman" w:hAnsi="Times New Roman" w:cs="Times New Roman"/>
+        </w:rPr>
+        <w:t>Migrations</w:t>
       </w:r>
       <w:proofErr w:type="spellEnd"/>
       <w:r>
+        <w:rPr>
+          <w:rFonts w:ascii="Times New Roman" w:hAnsi="Times New Roman" w:cs="Times New Roman"/>
+        </w:rPr>
+        <w:t xml:space="preserve"> e Models no </w:t>
+      </w:r>
+      <w:proofErr w:type="spellStart"/>
+      <w:r>
+        <w:rPr>
+          <w:rFonts w:ascii="Times New Roman" w:hAnsi="Times New Roman" w:cs="Times New Roman"/>
+        </w:rPr>
+        <w:t>Laravel</w:t>
+      </w:r>
+      <w:proofErr w:type="spellEnd"/>
+      <w:r>
+        <w:rPr>
+          <w:rFonts w:ascii="Times New Roman" w:hAnsi="Times New Roman" w:cs="Times New Roman"/>
+        </w:rPr>
+        <w:t>.</w:t>
+      </w:r>
+    </w:p>
+    <w:p>
+      <w:pPr>
+        <w:numPr>
+          <w:ilvl w:val="0"/>
+          <w:numId w:val="4"/>
+        </w:numPr>
+        <w:rPr>
+          <w:rFonts w:ascii="Times New Roman" w:hAnsi="Times New Roman" w:cs="Times New Roman"/>
+        </w:rPr>
+      </w:pPr>
+      <w:proofErr w:type="spellStart"/>
+      <w:r>
+        <w:rPr>
+          <w:rFonts w:ascii="Times New Roman" w:hAnsi="Times New Roman" w:cs="Times New Roman"/>
+        </w:rPr>
+        <w:t>User</w:t>
+      </w:r>
+      <w:proofErr w:type="spellEnd"/>
+      <w:r>
+        <w:rPr>
+          <w:rFonts w:ascii="Times New Roman" w:hAnsi="Times New Roman" w:cs="Times New Roman"/>
+        </w:rPr>
+        <w:t>: Controla os acessos por perfil (</w:t>
+      </w:r>
+      <w:proofErr w:type="spellStart"/>
+      <w:r>
+        <w:rPr>
+          <w:rFonts w:ascii="Times New Roman" w:hAnsi="Times New Roman" w:cs="Times New Roman"/>
+        </w:rPr>
+        <w:t>requester</w:t>
+      </w:r>
+      <w:proofErr w:type="spellEnd"/>
+      <w:r>
+        <w:rPr>
+          <w:rFonts w:ascii="Times New Roman" w:hAnsi="Times New Roman" w:cs="Times New Roman"/>
+        </w:rPr>
+        <w:t xml:space="preserve">, manager, </w:t>
+      </w:r>
+      <w:proofErr w:type="spellStart"/>
+      <w:r>
+        <w:rPr>
+          <w:rFonts w:ascii="Times New Roman" w:hAnsi="Times New Roman" w:cs="Times New Roman"/>
+        </w:rPr>
+        <w:t>technician</w:t>
+      </w:r>
+      <w:proofErr w:type="spellEnd"/>
+      <w:r>
+        <w:rPr>
+          <w:rFonts w:ascii="Times New Roman" w:hAnsi="Times New Roman" w:cs="Times New Roman"/>
+        </w:rPr>
+        <w:t>).</w:t>
+      </w:r>
+    </w:p>
+    <w:p>
+      <w:pPr>
+        <w:numPr>
+          <w:ilvl w:val="0"/>
+          <w:numId w:val="4"/>
+        </w:numPr>
+        <w:rPr>
+          <w:rFonts w:ascii="Times New Roman" w:hAnsi="Times New Roman" w:cs="Times New Roman"/>
+        </w:rPr>
+      </w:pPr>
+      <w:proofErr w:type="spellStart"/>
+      <w:r>
+        <w:rPr>
+          <w:rFonts w:ascii="Times New Roman" w:hAnsi="Times New Roman" w:cs="Times New Roman"/>
+        </w:rPr>
+        <w:t>Location</w:t>
+      </w:r>
+      <w:proofErr w:type="spellEnd"/>
+      <w:r>
+        <w:rPr>
+          <w:rFonts w:ascii="Times New Roman" w:hAnsi="Times New Roman" w:cs="Times New Roman"/>
+        </w:rPr>
+        <w:t xml:space="preserve"> e </w:t>
+      </w:r>
+      <w:proofErr w:type="spellStart"/>
+      <w:r>
+        <w:rPr>
+          <w:rFonts w:ascii="Times New Roman" w:hAnsi="Times New Roman" w:cs="Times New Roman"/>
+        </w:rPr>
+        <w:t>Equipment</w:t>
+      </w:r>
+      <w:proofErr w:type="spellEnd"/>
+      <w:r>
+        <w:rPr>
+          <w:rFonts w:ascii="Times New Roman" w:hAnsi="Times New Roman" w:cs="Times New Roman"/>
+        </w:rPr>
+        <w:t>: Separa o espaço físico (</w:t>
+      </w:r>
+      <w:proofErr w:type="spellStart"/>
+      <w:r>
+        <w:rPr>
+          <w:rFonts w:ascii="Times New Roman" w:hAnsi="Times New Roman" w:cs="Times New Roman"/>
+        </w:rPr>
+        <w:t>ex</w:t>
+      </w:r>
+      <w:proofErr w:type="spellEnd"/>
+      <w:r>
+        <w:rPr>
+          <w:rFonts w:ascii="Times New Roman" w:hAnsi="Times New Roman" w:cs="Times New Roman"/>
+        </w:rPr>
+        <w:t>: Sala 10) do ativo com defeito (</w:t>
+      </w:r>
+      <w:proofErr w:type="spellStart"/>
+      <w:r>
+        <w:rPr>
+          <w:rFonts w:ascii="Times New Roman" w:hAnsi="Times New Roman" w:cs="Times New Roman"/>
+        </w:rPr>
+        <w:t>ex</w:t>
+      </w:r>
+      <w:proofErr w:type="spellEnd"/>
+      <w:r>
+        <w:rPr>
+          <w:rFonts w:ascii="Times New Roman" w:hAnsi="Times New Roman" w:cs="Times New Roman"/>
+        </w:rPr>
+        <w:t>: Ar-condicionado).</w:t>
+      </w:r>
+    </w:p>
+    <w:p>
+      <w:pPr>
+        <w:numPr>
+          <w:ilvl w:val="0"/>
+          <w:numId w:val="4"/>
+        </w:numPr>
+        <w:rPr>
+          <w:rFonts w:ascii="Times New Roman" w:hAnsi="Times New Roman" w:cs="Times New Roman"/>
+        </w:rPr>
+      </w:pPr>
+      <w:r>
+        <w:rPr>
+          <w:rFonts w:ascii="Times New Roman" w:hAnsi="Times New Roman" w:cs="Times New Roman"/>
+        </w:rPr>
+        <w:t>Ticket: É o chamado em si. Conecta quem abriu, quem vai consertar, onde é o problema e o prazo estimado.</w:t>
+      </w:r>
+    </w:p>
+    <w:p>
+      <w:pPr>
+        <w:numPr>
+          <w:ilvl w:val="0"/>
+          <w:numId w:val="4"/>
+        </w:numPr>
+        <w:rPr>
+          <w:rFonts w:ascii="Times New Roman" w:hAnsi="Times New Roman" w:cs="Times New Roman"/>
+        </w:rPr>
+      </w:pPr>
+      <w:proofErr w:type="spellStart"/>
+      <w:r>
+        <w:rPr>
+          <w:rFonts w:ascii="Times New Roman" w:hAnsi="Times New Roman" w:cs="Times New Roman"/>
+        </w:rPr>
+        <w:t>TicketHistory</w:t>
+      </w:r>
+      <w:proofErr w:type="spellEnd"/>
+      <w:r>
+        <w:rPr>
+          <w:rFonts w:ascii="Times New Roman" w:hAnsi="Times New Roman" w:cs="Times New Roman"/>
+        </w:rPr>
+        <w:t xml:space="preserve"> e </w:t>
+      </w:r>
+      <w:proofErr w:type="spellStart"/>
+      <w:r>
+        <w:rPr>
+          <w:rFonts w:ascii="Times New Roman" w:hAnsi="Times New Roman" w:cs="Times New Roman"/>
+        </w:rPr>
+        <w:t>Notification</w:t>
+      </w:r>
+      <w:proofErr w:type="spellEnd"/>
+      <w:r>
+        <w:rPr>
+          <w:rFonts w:ascii="Times New Roman" w:hAnsi="Times New Roman" w:cs="Times New Roman"/>
+        </w:rPr>
+        <w:t>: Registram cada mudança de status (o workflow) e disparam os avisos para os usuários.</w:t>
+      </w:r>
+    </w:p>
+    <w:p>
+      <w:pPr>
+        <w:numPr>
+          <w:ilvl w:val="0"/>
+          <w:numId w:val="4"/>
+        </w:numPr>
+        <w:rPr>
+          <w:rFonts w:ascii="Times New Roman" w:hAnsi="Times New Roman" w:cs="Times New Roman"/>
+        </w:rPr>
+      </w:pPr>
+      <w:proofErr w:type="spellStart"/>
+      <w:r>
+        <w:rPr>
+          <w:rFonts w:ascii="Times New Roman" w:hAnsi="Times New Roman" w:cs="Times New Roman"/>
+        </w:rPr>
+        <w:t>Attachment</w:t>
+      </w:r>
+      <w:proofErr w:type="spellEnd"/>
+      <w:r>
+        <w:rPr>
+          <w:rFonts w:ascii="Times New Roman" w:hAnsi="Times New Roman" w:cs="Times New Roman"/>
+        </w:rPr>
+        <w:t>: Tabela para salvar as fotos do problema.</w:t>
+      </w:r>
+    </w:p>
+    <w:p>
+      <w:pPr>
+        <w:numPr>
+          <w:ilvl w:val="0"/>
+          <w:numId w:val="4"/>
+        </w:numPr>
+        <w:rPr>
+          <w:rFonts w:ascii="Times New Roman" w:hAnsi="Times New Roman" w:cs="Times New Roman"/>
+        </w:rPr>
+      </w:pPr>
+      <w:r>
+        <w:rPr>
+          <w:rFonts w:ascii="Times New Roman" w:hAnsi="Times New Roman" w:cs="Times New Roman"/>
+        </w:rPr>
+        <w:t>Relacionamentos: O padrão do nosso banco é 1:N (</w:t>
+      </w:r>
+      <w:proofErr w:type="spellStart"/>
+      <w:r>
+        <w:rPr>
+          <w:rFonts w:ascii="Times New Roman" w:hAnsi="Times New Roman" w:cs="Times New Roman"/>
+        </w:rPr>
+        <w:t>ex</w:t>
+      </w:r>
+      <w:proofErr w:type="spellEnd"/>
+      <w:r>
+        <w:rPr>
+          <w:rFonts w:ascii="Times New Roman" w:hAnsi="Times New Roman" w:cs="Times New Roman"/>
+        </w:rPr>
+        <w:t>: 1 Usuário abre N Chamados; 1 Chamado gera N registros de Histórico).</w:t>
+      </w:r>
+    </w:p>
+    <w:p/>
+    <w:p>
+      <w:pPr>
+        <w:jc w:val="center"/>
+      </w:pPr>
+      <w:r>
+        <w:rPr>
+          <w:noProof/>
+        </w:rPr>
+        <w:drawing>
+          <wp:inline distT="0" distB="0" distL="0" distR="0" wp14:anchorId="00943F8C" wp14:editId="5D6E9154">
+            <wp:extent cx="4805045" cy="5228820"/>
+            <wp:effectExtent l="0" t="0" r="0" b="0"/>
+            <wp:docPr id="931584916" name="Imagem 1"/>
+            <wp:cNvGraphicFramePr>
+              <a:graphicFrameLocks xmlns:a="http://schemas.openxmlformats.org/drawingml/2006/main" noChangeAspect="1"/>
+            </wp:cNvGraphicFramePr>
+            <a:graphic xmlns:a="http://schemas.openxmlformats.org/drawingml/2006/main">
+              <a:graphicData uri="http://schemas.openxmlformats.org/drawingml/2006/picture">
+                <pic:pic xmlns:pic="http://schemas.openxmlformats.org/drawingml/2006/picture">
+                  <pic:nvPicPr>
+                    <pic:cNvPr id="931584916" name="Imagem 931584916"/>
+                    <pic:cNvPicPr/>
+                  </pic:nvPicPr>
+                  <pic:blipFill>
+                    <a:blip r:embed="rId13" cstate="print">
+                      <a:extLst>
+                        <a:ext uri="{28A0092B-C50C-407E-A947-70E740481C1C}">
+                          <a14:useLocalDpi xmlns:a14="http://schemas.microsoft.com/office/drawing/2010/main" val="0"/>
+                        </a:ext>
+                      </a:extLst>
+                    </a:blip>
+                    <a:stretch>
+                      <a:fillRect/>
+                    </a:stretch>
+                  </pic:blipFill>
+                  <pic:spPr>
+                    <a:xfrm>
+                      <a:off x="0" y="0"/>
+                      <a:ext cx="4829553" cy="5255489"/>
+                    </a:xfrm>
+                    <a:prstGeom prst="rect">
+                      <a:avLst/>
+                    </a:prstGeom>
+                  </pic:spPr>
+                </pic:pic>
+              </a:graphicData>
+            </a:graphic>
+          </wp:inline>
+        </w:drawing>
+      </w:r>
+    </w:p>
+    <w:p>
+      <w:pPr>
+        <w:pStyle w:val="Ttulo2"/>
+        <w:numPr>
+          <w:ilvl w:val="1"/>
+          <w:numId w:val="1"/>
+        </w:numPr>
         <w:rPr>
           <w:rFonts w:ascii="Times New Roman" w:eastAsia="Times New Roman" w:hAnsi="Times New Roman" w:cs="Times New Roman"/>
           <w:i/>
@@ -3939,9 +4892,8 @@
           <w:sz w:val="28"/>
           <w:szCs w:val="28"/>
         </w:rPr>
-        <w:t xml:space="preserve"> </w:t>
-      </w:r>
-      <w:proofErr w:type="spellStart"/>
+      </w:pPr>
+      <w:bookmarkStart w:id="12" w:name="_Toc226731604"/>
       <w:r>
         <w:rPr>
           <w:rFonts w:ascii="Times New Roman" w:eastAsia="Times New Roman" w:hAnsi="Times New Roman" w:cs="Times New Roman"/>
@@ -3951,21 +4903,10 @@
           <w:sz w:val="28"/>
           <w:szCs w:val="28"/>
         </w:rPr>
-        <w:t>Have</w:t>
-      </w:r>
-      <w:proofErr w:type="spellEnd"/>
-      <w:r>
-        <w:rPr>
-          <w:rFonts w:ascii="Times New Roman" w:eastAsia="Times New Roman" w:hAnsi="Times New Roman" w:cs="Times New Roman"/>
-          <w:i/>
-          <w:iCs/>
-          <w:color w:val="auto"/>
-          <w:sz w:val="28"/>
-          <w:szCs w:val="28"/>
-        </w:rPr>
-        <w:t xml:space="preserve"> (Não terá nesta etapa)</w:t>
-      </w:r>
-      <w:bookmarkEnd w:id="8"/>
+        <w:lastRenderedPageBreak/>
+        <w:t>Diagrama de sequência</w:t>
+      </w:r>
+      <w:bookmarkEnd w:id="12"/>
     </w:p>
     <w:p>
       <w:pPr>
@@ -3980,74 +4921,93 @@
         <w:rPr>
           <w:rFonts w:ascii="Times New Roman" w:hAnsi="Times New Roman" w:cs="Times New Roman"/>
         </w:rPr>
-        <w:t>Por fim, nesta categoria descarta-se temporariamente o desenvolvimento das interfaces visuais (o aplicativo em si). Embora a situação problema mencione que o Senai precisa de um aplicativo, o escopo do desafio define claramente que a prioridade atual da equipe é criar primeiro uma infraestrutura robusta no servidor, focando exclusivamente no desenvolvimento do Back-</w:t>
-      </w:r>
-      <w:proofErr w:type="spellStart"/>
-      <w:r>
-        <w:rPr>
-          <w:rFonts w:ascii="Times New Roman" w:hAnsi="Times New Roman" w:cs="Times New Roman"/>
-        </w:rPr>
-        <w:t>End</w:t>
-      </w:r>
-      <w:proofErr w:type="spellEnd"/>
-      <w:r>
-        <w:rPr>
-          <w:rFonts w:ascii="Times New Roman" w:hAnsi="Times New Roman" w:cs="Times New Roman"/>
-        </w:rPr>
-        <w:t xml:space="preserve"> e na construção de uma API segura. Portanto, as telas de usuário final ficam fora desta primeira entrega.</w:t>
+        <w:t>O diagrama mostra o fluxo de gestão de manutenção predial entre usuário, dashboard, sistema e equipe.</w:t>
+      </w:r>
+      <w:r>
+        <w:rPr>
+          <w:rFonts w:ascii="Times New Roman" w:hAnsi="Times New Roman" w:cs="Times New Roman"/>
+        </w:rPr>
+        <w:t xml:space="preserve"> </w:t>
+      </w:r>
+      <w:r>
+        <w:rPr>
+          <w:rFonts w:ascii="Times New Roman" w:hAnsi="Times New Roman" w:cs="Times New Roman"/>
+        </w:rPr>
+        <w:t>Primeiro, o usuário solicita a manutenção pelo dashboard, que envia a solicitação ao sistema. O sistema confirma o pedido, analisa a prioridade e designa uma equipe responsável.</w:t>
+      </w:r>
+      <w:r>
+        <w:rPr>
+          <w:rFonts w:ascii="Times New Roman" w:hAnsi="Times New Roman" w:cs="Times New Roman"/>
+        </w:rPr>
+        <w:t xml:space="preserve"> </w:t>
+      </w:r>
+      <w:r>
+        <w:rPr>
+          <w:rFonts w:ascii="Times New Roman" w:hAnsi="Times New Roman" w:cs="Times New Roman"/>
+        </w:rPr>
+        <w:t>Depois, o sistema envia a ordem de serviço, a equipe inicia a manutenção e registra o progresso.</w:t>
+      </w:r>
+      <w:r>
+        <w:rPr>
+          <w:rFonts w:ascii="Times New Roman" w:hAnsi="Times New Roman" w:cs="Times New Roman"/>
+        </w:rPr>
+        <w:t xml:space="preserve"> </w:t>
+      </w:r>
+      <w:r>
+        <w:rPr>
+          <w:rFonts w:ascii="Times New Roman" w:hAnsi="Times New Roman" w:cs="Times New Roman"/>
+        </w:rPr>
+        <w:t>Por fim, a manutenção é finalizada, o sistema registra a conclusão e o usuário é informado sobre o término do serviço.</w:t>
       </w:r>
     </w:p>
     <w:p/>
-    <w:p>
-      <w:pPr>
-        <w:pStyle w:val="Ttulo1"/>
-        <w:numPr>
-          <w:ilvl w:val="0"/>
-          <w:numId w:val="1"/>
-        </w:numPr>
-        <w:rPr>
-          <w:rFonts w:ascii="Times New Roman" w:eastAsia="Times New Roman" w:hAnsi="Times New Roman" w:cs="Times New Roman"/>
-          <w:b/>
-          <w:bCs/>
-          <w:color w:val="auto"/>
-          <w:sz w:val="32"/>
-          <w:szCs w:val="32"/>
-        </w:rPr>
-      </w:pPr>
-      <w:bookmarkStart w:id="9" w:name="_Toc224311907"/>
-      <w:r>
-        <w:rPr>
-          <w:rFonts w:ascii="Times New Roman" w:eastAsia="Times New Roman" w:hAnsi="Times New Roman" w:cs="Times New Roman"/>
-          <w:b/>
-          <w:bCs/>
-          <w:color w:val="auto"/>
-          <w:sz w:val="32"/>
-          <w:szCs w:val="32"/>
-        </w:rPr>
-        <w:t>Diagramas</w:t>
-      </w:r>
-      <w:bookmarkEnd w:id="9"/>
-    </w:p>
-    <w:p>
-      <w:pPr>
-        <w:spacing w:line="360" w:lineRule="auto"/>
-        <w:ind w:firstLine="502"/>
-        <w:jc w:val="both"/>
-        <w:rPr>
-          <w:rFonts w:ascii="Times New Roman" w:hAnsi="Times New Roman" w:cs="Times New Roman"/>
-        </w:rPr>
-      </w:pPr>
-      <w:r>
-        <w:rPr>
-          <w:rFonts w:ascii="Times New Roman" w:hAnsi="Times New Roman" w:cs="Times New Roman"/>
-        </w:rPr>
-        <w:t>Os diagramas são representações visuais utilizadas para facilitar a compreensão de sistemas, processos ou estruturas. Eles ajudam a organizar informações de forma clara, mostrando relações, etapas e componentes de maneira gráfica. Dessa forma, tornam mais simples a análise, o planejamento e a comunicação de ideias durante o desenvolvimento ou documentação de um projeto.</w:t>
-      </w:r>
-    </w:p>
     <w:p/>
     <w:p>
       <w:r>
-        <w:br w:type="page"/>
+        <w:rPr>
+          <w:noProof/>
+        </w:rPr>
+        <w:drawing>
+          <wp:inline distT="0" distB="0" distL="0" distR="0" wp14:anchorId="72D4EBCA" wp14:editId="5F84C89E">
+            <wp:extent cx="5618771" cy="6116955"/>
+            <wp:effectExtent l="0" t="0" r="1270" b="0"/>
+            <wp:docPr id="865733651" name="Imagem 2"/>
+            <wp:cNvGraphicFramePr>
+              <a:graphicFrameLocks xmlns:a="http://schemas.openxmlformats.org/drawingml/2006/main" noChangeAspect="1"/>
+            </wp:cNvGraphicFramePr>
+            <a:graphic xmlns:a="http://schemas.openxmlformats.org/drawingml/2006/main">
+              <a:graphicData uri="http://schemas.openxmlformats.org/drawingml/2006/picture">
+                <pic:pic xmlns:pic="http://schemas.openxmlformats.org/drawingml/2006/picture">
+                  <pic:nvPicPr>
+                    <pic:cNvPr id="865733651" name="Imagem 865733651"/>
+                    <pic:cNvPicPr/>
+                  </pic:nvPicPr>
+                  <pic:blipFill>
+                    <a:blip r:embed="rId14">
+                      <a:extLst>
+                        <a:ext uri="{28A0092B-C50C-407E-A947-70E740481C1C}">
+                          <a14:useLocalDpi xmlns:a14="http://schemas.microsoft.com/office/drawing/2010/main" val="0"/>
+                        </a:ext>
+                      </a:extLst>
+                    </a:blip>
+                    <a:stretch>
+                      <a:fillRect/>
+                    </a:stretch>
+                  </pic:blipFill>
+                  <pic:spPr>
+                    <a:xfrm>
+                      <a:off x="0" y="0"/>
+                      <a:ext cx="5620268" cy="6118585"/>
+                    </a:xfrm>
+                    <a:prstGeom prst="rect">
+                      <a:avLst/>
+                    </a:prstGeom>
+                  </pic:spPr>
+                </pic:pic>
+              </a:graphicData>
+            </a:graphic>
+          </wp:inline>
+        </w:drawing>
       </w:r>
     </w:p>
     <w:p>
@@ -4061,71 +5021,134 @@
           <w:rFonts w:ascii="Times New Roman" w:eastAsia="Times New Roman" w:hAnsi="Times New Roman" w:cs="Times New Roman"/>
           <w:i/>
           <w:iCs/>
-          <w:color w:val="auto"/>
+          <w:color w:val="000000" w:themeColor="text1"/>
           <w:sz w:val="28"/>
           <w:szCs w:val="28"/>
         </w:rPr>
       </w:pPr>
-      <w:bookmarkStart w:id="10" w:name="_Toc224311908"/>
+      <w:r>
+        <w:br w:type="page"/>
+      </w:r>
+      <w:bookmarkStart w:id="13" w:name="_Toc226731605"/>
       <w:r>
         <w:rPr>
           <w:rFonts w:ascii="Times New Roman" w:eastAsia="Times New Roman" w:hAnsi="Times New Roman" w:cs="Times New Roman"/>
           <w:i/>
           <w:iCs/>
-          <w:color w:val="auto"/>
+          <w:color w:val="000000" w:themeColor="text1"/>
           <w:sz w:val="28"/>
           <w:szCs w:val="28"/>
         </w:rPr>
         <w:lastRenderedPageBreak/>
-        <w:t>Diagrama de classe</w:t>
-      </w:r>
-      <w:bookmarkEnd w:id="10"/>
+        <w:t>Diagrama de Banco de Dados</w:t>
+      </w:r>
+      <w:bookmarkEnd w:id="13"/>
     </w:p>
     <w:p/>
-    <w:p/>
-    <w:p/>
-    <w:p/>
-    <w:p/>
-    <w:p/>
-    <w:p/>
-    <w:p/>
-    <w:p/>
-    <w:p/>
-    <w:p/>
-    <w:p/>
-    <w:p/>
-    <w:p>
-      <w:pPr>
-        <w:pStyle w:val="Ttulo2"/>
-        <w:numPr>
-          <w:ilvl w:val="1"/>
-          <w:numId w:val="1"/>
-        </w:numPr>
-        <w:rPr>
-          <w:rFonts w:ascii="Times New Roman" w:eastAsia="Times New Roman" w:hAnsi="Times New Roman" w:cs="Times New Roman"/>
-          <w:i/>
-          <w:iCs/>
-          <w:color w:val="auto"/>
-          <w:sz w:val="28"/>
-          <w:szCs w:val="28"/>
-        </w:rPr>
-      </w:pPr>
-      <w:bookmarkStart w:id="11" w:name="_Toc224311909"/>
-      <w:r>
-        <w:rPr>
-          <w:rFonts w:ascii="Times New Roman" w:eastAsia="Times New Roman" w:hAnsi="Times New Roman" w:cs="Times New Roman"/>
-          <w:i/>
-          <w:iCs/>
-          <w:color w:val="auto"/>
-          <w:sz w:val="28"/>
-          <w:szCs w:val="28"/>
-        </w:rPr>
-        <w:t>Diagrama de sequência</w:t>
-      </w:r>
-      <w:bookmarkEnd w:id="11"/>
+    <w:p>
+      <w:pPr>
+        <w:spacing w:line="360" w:lineRule="auto"/>
+        <w:ind w:firstLine="502"/>
+        <w:jc w:val="both"/>
+        <w:rPr>
+          <w:rFonts w:ascii="Times New Roman" w:hAnsi="Times New Roman" w:cs="Times New Roman"/>
+        </w:rPr>
+      </w:pPr>
+      <w:r>
+        <w:rPr>
+          <w:rFonts w:ascii="Times New Roman" w:hAnsi="Times New Roman" w:cs="Times New Roman"/>
+        </w:rPr>
+        <w:t>Este item documenta o fluxo e a estrutura do sistema de gestão de manutenção. O processo inicia com a abertura de um chamado pelo usuário, seguido pela análise e encaminhamento para a equipe responsável. Durante a execução, todas as etapas são registradas até a finalização do serviço e notificação do solicitante.</w:t>
+      </w:r>
+      <w:r>
+        <w:rPr>
+          <w:rFonts w:ascii="Times New Roman" w:hAnsi="Times New Roman" w:cs="Times New Roman"/>
+        </w:rPr>
+        <w:t xml:space="preserve"> </w:t>
+      </w:r>
+      <w:r>
+        <w:rPr>
+          <w:rFonts w:ascii="Times New Roman" w:hAnsi="Times New Roman" w:cs="Times New Roman"/>
+        </w:rPr>
+        <w:t>A modelagem do sistema contempla entidades principais como usuários, chamados, locais, equipamentos, histórico, notificações e anexos. Os relacionamentos entre essas entidades permitem o controle completo das atividades, garantindo organização, rastreabilidade e eficiência no gerenciamento da manutenção.</w:t>
+      </w:r>
+      <w:r>
+        <w:rPr>
+          <w:rFonts w:ascii="Times New Roman" w:hAnsi="Times New Roman" w:cs="Times New Roman"/>
+        </w:rPr>
+        <w:t xml:space="preserve"> </w:t>
+      </w:r>
+      <w:r>
+        <w:rPr>
+          <w:rFonts w:ascii="Times New Roman" w:hAnsi="Times New Roman" w:cs="Times New Roman"/>
+        </w:rPr>
+        <w:t xml:space="preserve">Essa estrutura servirá como base para a implementação das </w:t>
+      </w:r>
+      <w:proofErr w:type="spellStart"/>
+      <w:r>
+        <w:rPr>
+          <w:rFonts w:ascii="Times New Roman" w:hAnsi="Times New Roman" w:cs="Times New Roman"/>
+        </w:rPr>
+        <w:t>migrations</w:t>
+      </w:r>
+      <w:proofErr w:type="spellEnd"/>
+      <w:r>
+        <w:rPr>
+          <w:rFonts w:ascii="Times New Roman" w:hAnsi="Times New Roman" w:cs="Times New Roman"/>
+        </w:rPr>
+        <w:t xml:space="preserve"> e models no sistema.</w:t>
+      </w:r>
+    </w:p>
+    <w:p>
+      <w:r>
+        <w:rPr>
+          <w:noProof/>
+        </w:rPr>
+        <w:drawing>
+          <wp:inline distT="0" distB="0" distL="0" distR="0" wp14:anchorId="3221F26C" wp14:editId="5A19510F">
+            <wp:extent cx="5902036" cy="4851968"/>
+            <wp:effectExtent l="0" t="0" r="3810" b="6350"/>
+            <wp:docPr id="1898636981" name="Imagem 3"/>
+            <wp:cNvGraphicFramePr>
+              <a:graphicFrameLocks xmlns:a="http://schemas.openxmlformats.org/drawingml/2006/main" noChangeAspect="1"/>
+            </wp:cNvGraphicFramePr>
+            <a:graphic xmlns:a="http://schemas.openxmlformats.org/drawingml/2006/main">
+              <a:graphicData uri="http://schemas.openxmlformats.org/drawingml/2006/picture">
+                <pic:pic xmlns:pic="http://schemas.openxmlformats.org/drawingml/2006/picture">
+                  <pic:nvPicPr>
+                    <pic:cNvPr id="1898636981" name="Imagem 1898636981"/>
+                    <pic:cNvPicPr/>
+                  </pic:nvPicPr>
+                  <pic:blipFill>
+                    <a:blip r:embed="rId15" cstate="print">
+                      <a:extLst>
+                        <a:ext uri="{28A0092B-C50C-407E-A947-70E740481C1C}">
+                          <a14:useLocalDpi xmlns:a14="http://schemas.microsoft.com/office/drawing/2010/main" val="0"/>
+                        </a:ext>
+                      </a:extLst>
+                    </a:blip>
+                    <a:stretch>
+                      <a:fillRect/>
+                    </a:stretch>
+                  </pic:blipFill>
+                  <pic:spPr>
+                    <a:xfrm>
+                      <a:off x="0" y="0"/>
+                      <a:ext cx="5909373" cy="4858000"/>
+                    </a:xfrm>
+                    <a:prstGeom prst="rect">
+                      <a:avLst/>
+                    </a:prstGeom>
+                  </pic:spPr>
+                </pic:pic>
+              </a:graphicData>
+            </a:graphic>
+          </wp:inline>
+        </w:drawing>
+      </w:r>
     </w:p>
     <w:sectPr>
-      <w:footerReference w:type="default" r:id="rId9"/>
+      <w:footerReference w:type="default" r:id="rId16"/>
       <w:pgSz w:w="11906" w:h="16838"/>
       <w:pgMar w:top="1417" w:right="1701" w:bottom="1417" w:left="1701" w:header="708" w:footer="708" w:gutter="0"/>
       <w:pgNumType w:start="1"/>
@@ -4396,6 +5419,92 @@
     </w:lvl>
   </w:abstractNum>
   <w:abstractNum w:abstractNumId="1" w15:restartNumberingAfterBreak="0">
+    <w:nsid w:val="43EF7CEF"/>
+    <w:multiLevelType w:val="multilevel"/>
+    <w:tmpl w:val="0416001F"/>
+    <w:lvl w:ilvl="0">
+      <w:start w:val="1"/>
+      <w:numFmt w:val="decimal"/>
+      <w:lvlText w:val="%1."/>
+      <w:lvlJc w:val="left"/>
+      <w:pPr>
+        <w:ind w:left="360" w:hanging="360"/>
+      </w:pPr>
+    </w:lvl>
+    <w:lvl w:ilvl="1">
+      <w:start w:val="1"/>
+      <w:numFmt w:val="decimal"/>
+      <w:lvlText w:val="%1.%2."/>
+      <w:lvlJc w:val="left"/>
+      <w:pPr>
+        <w:ind w:left="792" w:hanging="432"/>
+      </w:pPr>
+    </w:lvl>
+    <w:lvl w:ilvl="2">
+      <w:start w:val="1"/>
+      <w:numFmt w:val="decimal"/>
+      <w:lvlText w:val="%1.%2.%3."/>
+      <w:lvlJc w:val="left"/>
+      <w:pPr>
+        <w:ind w:left="1224" w:hanging="504"/>
+      </w:pPr>
+    </w:lvl>
+    <w:lvl w:ilvl="3">
+      <w:start w:val="1"/>
+      <w:numFmt w:val="decimal"/>
+      <w:lvlText w:val="%1.%2.%3.%4."/>
+      <w:lvlJc w:val="left"/>
+      <w:pPr>
+        <w:ind w:left="1728" w:hanging="648"/>
+      </w:pPr>
+    </w:lvl>
+    <w:lvl w:ilvl="4">
+      <w:start w:val="1"/>
+      <w:numFmt w:val="decimal"/>
+      <w:lvlText w:val="%1.%2.%3.%4.%5."/>
+      <w:lvlJc w:val="left"/>
+      <w:pPr>
+        <w:ind w:left="2232" w:hanging="792"/>
+      </w:pPr>
+    </w:lvl>
+    <w:lvl w:ilvl="5">
+      <w:start w:val="1"/>
+      <w:numFmt w:val="decimal"/>
+      <w:lvlText w:val="%1.%2.%3.%4.%5.%6."/>
+      <w:lvlJc w:val="left"/>
+      <w:pPr>
+        <w:ind w:left="2736" w:hanging="936"/>
+      </w:pPr>
+    </w:lvl>
+    <w:lvl w:ilvl="6">
+      <w:start w:val="1"/>
+      <w:numFmt w:val="decimal"/>
+      <w:lvlText w:val="%1.%2.%3.%4.%5.%6.%7."/>
+      <w:lvlJc w:val="left"/>
+      <w:pPr>
+        <w:ind w:left="3240" w:hanging="1080"/>
+      </w:pPr>
+    </w:lvl>
+    <w:lvl w:ilvl="7">
+      <w:start w:val="1"/>
+      <w:numFmt w:val="decimal"/>
+      <w:lvlText w:val="%1.%2.%3.%4.%5.%6.%7.%8."/>
+      <w:lvlJc w:val="left"/>
+      <w:pPr>
+        <w:ind w:left="3744" w:hanging="1224"/>
+      </w:pPr>
+    </w:lvl>
+    <w:lvl w:ilvl="8">
+      <w:start w:val="1"/>
+      <w:numFmt w:val="decimal"/>
+      <w:lvlText w:val="%1.%2.%3.%4.%5.%6.%7.%8.%9."/>
+      <w:lvlJc w:val="left"/>
+      <w:pPr>
+        <w:ind w:left="4320" w:hanging="1440"/>
+      </w:pPr>
+    </w:lvl>
+  </w:abstractNum>
+  <w:abstractNum w:abstractNumId="2" w15:restartNumberingAfterBreak="0">
     <w:nsid w:val="52E842A5"/>
     <w:multiLevelType w:val="multilevel"/>
     <w:tmpl w:val="DF62352C"/>
@@ -4516,10 +5625,159 @@
       </w:rPr>
     </w:lvl>
   </w:abstractNum>
-  <w:abstractNum w:abstractNumId="2" w15:restartNumberingAfterBreak="0">
+  <w:abstractNum w:abstractNumId="3" w15:restartNumberingAfterBreak="0">
+    <w:nsid w:val="651929DF"/>
+    <w:multiLevelType w:val="multilevel"/>
+    <w:tmpl w:val="022CA5FC"/>
+    <w:lvl w:ilvl="0">
+      <w:start w:val="1"/>
+      <w:numFmt w:val="bullet"/>
+      <w:lvlText w:val=""/>
+      <w:lvlJc w:val="left"/>
+      <w:pPr>
+        <w:tabs>
+          <w:tab w:val="num" w:pos="720"/>
+        </w:tabs>
+        <w:ind w:left="720" w:hanging="360"/>
+      </w:pPr>
+      <w:rPr>
+        <w:rFonts w:ascii="Symbol" w:hAnsi="Symbol" w:hint="default"/>
+        <w:sz w:val="20"/>
+      </w:rPr>
+    </w:lvl>
+    <w:lvl w:ilvl="1" w:tentative="1">
+      <w:start w:val="1"/>
+      <w:numFmt w:val="bullet"/>
+      <w:lvlText w:val=""/>
+      <w:lvlJc w:val="left"/>
+      <w:pPr>
+        <w:tabs>
+          <w:tab w:val="num" w:pos="1440"/>
+        </w:tabs>
+        <w:ind w:left="1440" w:hanging="360"/>
+      </w:pPr>
+      <w:rPr>
+        <w:rFonts w:ascii="Symbol" w:hAnsi="Symbol" w:hint="default"/>
+        <w:sz w:val="20"/>
+      </w:rPr>
+    </w:lvl>
+    <w:lvl w:ilvl="2" w:tentative="1">
+      <w:start w:val="1"/>
+      <w:numFmt w:val="bullet"/>
+      <w:lvlText w:val=""/>
+      <w:lvlJc w:val="left"/>
+      <w:pPr>
+        <w:tabs>
+          <w:tab w:val="num" w:pos="2160"/>
+        </w:tabs>
+        <w:ind w:left="2160" w:hanging="360"/>
+      </w:pPr>
+      <w:rPr>
+        <w:rFonts w:ascii="Symbol" w:hAnsi="Symbol" w:hint="default"/>
+        <w:sz w:val="20"/>
+      </w:rPr>
+    </w:lvl>
+    <w:lvl w:ilvl="3" w:tentative="1">
+      <w:start w:val="1"/>
+      <w:numFmt w:val="bullet"/>
+      <w:lvlText w:val=""/>
+      <w:lvlJc w:val="left"/>
+      <w:pPr>
+        <w:tabs>
+          <w:tab w:val="num" w:pos="2880"/>
+        </w:tabs>
+        <w:ind w:left="2880" w:hanging="360"/>
+      </w:pPr>
+      <w:rPr>
+        <w:rFonts w:ascii="Symbol" w:hAnsi="Symbol" w:hint="default"/>
+        <w:sz w:val="20"/>
+      </w:rPr>
+    </w:lvl>
+    <w:lvl w:ilvl="4" w:tentative="1">
+      <w:start w:val="1"/>
+      <w:numFmt w:val="bullet"/>
+      <w:lvlText w:val=""/>
+      <w:lvlJc w:val="left"/>
+      <w:pPr>
+        <w:tabs>
+          <w:tab w:val="num" w:pos="3600"/>
+        </w:tabs>
+        <w:ind w:left="3600" w:hanging="360"/>
+      </w:pPr>
+      <w:rPr>
+        <w:rFonts w:ascii="Symbol" w:hAnsi="Symbol" w:hint="default"/>
+        <w:sz w:val="20"/>
+      </w:rPr>
+    </w:lvl>
+    <w:lvl w:ilvl="5" w:tentative="1">
+      <w:start w:val="1"/>
+      <w:numFmt w:val="bullet"/>
+      <w:lvlText w:val=""/>
+      <w:lvlJc w:val="left"/>
+      <w:pPr>
+        <w:tabs>
+          <w:tab w:val="num" w:pos="4320"/>
+        </w:tabs>
+        <w:ind w:left="4320" w:hanging="360"/>
+      </w:pPr>
+      <w:rPr>
+        <w:rFonts w:ascii="Symbol" w:hAnsi="Symbol" w:hint="default"/>
+        <w:sz w:val="20"/>
+      </w:rPr>
+    </w:lvl>
+    <w:lvl w:ilvl="6" w:tentative="1">
+      <w:start w:val="1"/>
+      <w:numFmt w:val="bullet"/>
+      <w:lvlText w:val=""/>
+      <w:lvlJc w:val="left"/>
+      <w:pPr>
+        <w:tabs>
+          <w:tab w:val="num" w:pos="5040"/>
+        </w:tabs>
+        <w:ind w:left="5040" w:hanging="360"/>
+      </w:pPr>
+      <w:rPr>
+        <w:rFonts w:ascii="Symbol" w:hAnsi="Symbol" w:hint="default"/>
+        <w:sz w:val="20"/>
+      </w:rPr>
+    </w:lvl>
+    <w:lvl w:ilvl="7" w:tentative="1">
+      <w:start w:val="1"/>
+      <w:numFmt w:val="bullet"/>
+      <w:lvlText w:val=""/>
+      <w:lvlJc w:val="left"/>
+      <w:pPr>
+        <w:tabs>
+          <w:tab w:val="num" w:pos="5760"/>
+        </w:tabs>
+        <w:ind w:left="5760" w:hanging="360"/>
+      </w:pPr>
+      <w:rPr>
+        <w:rFonts w:ascii="Symbol" w:hAnsi="Symbol" w:hint="default"/>
+        <w:sz w:val="20"/>
+      </w:rPr>
+    </w:lvl>
+    <w:lvl w:ilvl="8" w:tentative="1">
+      <w:start w:val="1"/>
+      <w:numFmt w:val="bullet"/>
+      <w:lvlText w:val=""/>
+      <w:lvlJc w:val="left"/>
+      <w:pPr>
+        <w:tabs>
+          <w:tab w:val="num" w:pos="6480"/>
+        </w:tabs>
+        <w:ind w:left="6480" w:hanging="360"/>
+      </w:pPr>
+      <w:rPr>
+        <w:rFonts w:ascii="Symbol" w:hAnsi="Symbol" w:hint="default"/>
+        <w:sz w:val="20"/>
+      </w:rPr>
+    </w:lvl>
+  </w:abstractNum>
+  <w:abstractNum w:abstractNumId="4" w15:restartNumberingAfterBreak="0">
     <w:nsid w:val="6E435AA2"/>
     <w:multiLevelType w:val="multilevel"/>
-    <w:tmpl w:val="DF62352C"/>
+    <w:tmpl w:val="0CA8CE18"/>
     <w:lvl w:ilvl="0">
       <w:start w:val="1"/>
       <w:numFmt w:val="decimal"/>
@@ -4542,7 +5800,12 @@
         <w:ind w:left="1222" w:hanging="720"/>
       </w:pPr>
       <w:rPr>
-        <w:rFonts w:hint="default"/>
+        <w:rFonts w:ascii="Times New Roman" w:hAnsi="Times New Roman" w:cs="Times New Roman" w:hint="default"/>
+        <w:i/>
+        <w:iCs/>
+        <w:color w:val="000000" w:themeColor="text1"/>
+        <w:sz w:val="28"/>
+        <w:szCs w:val="28"/>
       </w:rPr>
     </w:lvl>
     <w:lvl w:ilvl="2">
@@ -4638,13 +5901,19 @@
     </w:lvl>
   </w:abstractNum>
   <w:num w:numId="1" w16cid:durableId="548684203">
-    <w:abstractNumId w:val="2"/>
+    <w:abstractNumId w:val="4"/>
   </w:num>
   <w:num w:numId="2" w16cid:durableId="1342047914">
-    <w:abstractNumId w:val="1"/>
+    <w:abstractNumId w:val="2"/>
   </w:num>
   <w:num w:numId="3" w16cid:durableId="1707876479">
     <w:abstractNumId w:val="0"/>
+  </w:num>
+  <w:num w:numId="4" w16cid:durableId="804588058">
+    <w:abstractNumId w:val="3"/>
+  </w:num>
+  <w:num w:numId="5" w16cid:durableId="215900074">
+    <w:abstractNumId w:val="1"/>
   </w:num>
 </w:numbering>
 </file>
@@ -5703,6 +6972,18 @@
     <w:uiPriority w:val="99"/>
     <w:rsid w:val="009162B1"/>
   </w:style>
+  <w:style w:type="character" w:styleId="MenoPendente">
+    <w:name w:val="Unresolved Mention"/>
+    <w:basedOn w:val="Fontepargpadro"/>
+    <w:uiPriority w:val="99"/>
+    <w:semiHidden/>
+    <w:unhideWhenUsed/>
+    <w:rsid w:val="00445B0B"/>
+    <w:rPr>
+      <w:color w:val="605E5C"/>
+      <w:shd w:val="clear" w:color="auto" w:fill="E1DFDD"/>
+    </w:rPr>
+  </w:style>
 </w:styles>
 </file>
 

--- a/Documentação/Documentação.docx
+++ b/Documentação/Documentação.docx
@@ -511,7 +511,7 @@
             </w:rPr>
             <w:fldChar w:fldCharType="separate"/>
           </w:r>
-          <w:hyperlink w:anchor="_Toc226731592" w:history="1">
+          <w:hyperlink w:anchor="_Toc226731972" w:history="1">
             <w:r>
               <w:rPr>
                 <w:rStyle w:val="Hyperlink"/>
@@ -559,7 +559,7 @@
                 <w:noProof/>
                 <w:webHidden/>
               </w:rPr>
-              <w:instrText xml:space="preserve"> PAGEREF _Toc226731592 \h </w:instrText>
+              <w:instrText xml:space="preserve"> PAGEREF _Toc226731972 \h </w:instrText>
             </w:r>
             <w:r>
               <w:rPr>
@@ -599,7 +599,7 @@
               <w:lang w:eastAsia="pt-BR"/>
             </w:rPr>
           </w:pPr>
-          <w:hyperlink w:anchor="_Toc226731593" w:history="1">
+          <w:hyperlink w:anchor="_Toc226731973" w:history="1">
             <w:r>
               <w:rPr>
                 <w:rStyle w:val="Hyperlink"/>
@@ -647,7 +647,7 @@
                 <w:noProof/>
                 <w:webHidden/>
               </w:rPr>
-              <w:instrText xml:space="preserve"> PAGEREF _Toc226731593 \h </w:instrText>
+              <w:instrText xml:space="preserve"> PAGEREF _Toc226731973 \h </w:instrText>
             </w:r>
             <w:r>
               <w:rPr>
@@ -691,7 +691,7 @@
               <w:lang w:eastAsia="pt-BR"/>
             </w:rPr>
           </w:pPr>
-          <w:hyperlink w:anchor="_Toc226731594" w:history="1">
+          <w:hyperlink w:anchor="_Toc226731974" w:history="1">
             <w:r>
               <w:rPr>
                 <w:rStyle w:val="Hyperlink"/>
@@ -739,7 +739,7 @@
                 <w:noProof/>
                 <w:webHidden/>
               </w:rPr>
-              <w:instrText xml:space="preserve"> PAGEREF _Toc226731594 \h </w:instrText>
+              <w:instrText xml:space="preserve"> PAGEREF _Toc226731974 \h </w:instrText>
             </w:r>
             <w:r>
               <w:rPr>
@@ -783,7 +783,7 @@
               <w:lang w:eastAsia="pt-BR"/>
             </w:rPr>
           </w:pPr>
-          <w:hyperlink w:anchor="_Toc226731595" w:history="1">
+          <w:hyperlink w:anchor="_Toc226731975" w:history="1">
             <w:r>
               <w:rPr>
                 <w:rStyle w:val="Hyperlink"/>
@@ -831,7 +831,7 @@
                 <w:noProof/>
                 <w:webHidden/>
               </w:rPr>
-              <w:instrText xml:space="preserve"> PAGEREF _Toc226731595 \h </w:instrText>
+              <w:instrText xml:space="preserve"> PAGEREF _Toc226731975 \h </w:instrText>
             </w:r>
             <w:r>
               <w:rPr>
@@ -871,7 +871,7 @@
               <w:lang w:eastAsia="pt-BR"/>
             </w:rPr>
           </w:pPr>
-          <w:hyperlink w:anchor="_Toc226731596" w:history="1">
+          <w:hyperlink w:anchor="_Toc226731976" w:history="1">
             <w:r>
               <w:rPr>
                 <w:rStyle w:val="Hyperlink"/>
@@ -919,7 +919,7 @@
                 <w:noProof/>
                 <w:webHidden/>
               </w:rPr>
-              <w:instrText xml:space="preserve"> PAGEREF _Toc226731596 \h </w:instrText>
+              <w:instrText xml:space="preserve"> PAGEREF _Toc226731976 \h </w:instrText>
             </w:r>
             <w:r>
               <w:rPr>
@@ -963,7 +963,7 @@
               <w:lang w:eastAsia="pt-BR"/>
             </w:rPr>
           </w:pPr>
-          <w:hyperlink w:anchor="_Toc226731597" w:history="1">
+          <w:hyperlink w:anchor="_Toc226731977" w:history="1">
             <w:r>
               <w:rPr>
                 <w:rStyle w:val="Hyperlink"/>
@@ -1011,7 +1011,7 @@
                 <w:noProof/>
                 <w:webHidden/>
               </w:rPr>
-              <w:instrText xml:space="preserve"> PAGEREF _Toc226731597 \h </w:instrText>
+              <w:instrText xml:space="preserve"> PAGEREF _Toc226731977 \h </w:instrText>
             </w:r>
             <w:r>
               <w:rPr>
@@ -1055,7 +1055,7 @@
               <w:lang w:eastAsia="pt-BR"/>
             </w:rPr>
           </w:pPr>
-          <w:hyperlink w:anchor="_Toc226731598" w:history="1">
+          <w:hyperlink w:anchor="_Toc226731978" w:history="1">
             <w:r>
               <w:rPr>
                 <w:rStyle w:val="Hyperlink"/>
@@ -1103,7 +1103,7 @@
                 <w:noProof/>
                 <w:webHidden/>
               </w:rPr>
-              <w:instrText xml:space="preserve"> PAGEREF _Toc226731598 \h </w:instrText>
+              <w:instrText xml:space="preserve"> PAGEREF _Toc226731978 \h </w:instrText>
             </w:r>
             <w:r>
               <w:rPr>
@@ -1147,7 +1147,7 @@
               <w:lang w:eastAsia="pt-BR"/>
             </w:rPr>
           </w:pPr>
-          <w:hyperlink w:anchor="_Toc226731599" w:history="1">
+          <w:hyperlink w:anchor="_Toc226731979" w:history="1">
             <w:r>
               <w:rPr>
                 <w:rStyle w:val="Hyperlink"/>
@@ -1195,7 +1195,7 @@
                 <w:noProof/>
                 <w:webHidden/>
               </w:rPr>
-              <w:instrText xml:space="preserve"> PAGEREF _Toc226731599 \h </w:instrText>
+              <w:instrText xml:space="preserve"> PAGEREF _Toc226731979 \h </w:instrText>
             </w:r>
             <w:r>
               <w:rPr>
@@ -1235,7 +1235,7 @@
               <w:lang w:eastAsia="pt-BR"/>
             </w:rPr>
           </w:pPr>
-          <w:hyperlink w:anchor="_Toc226731600" w:history="1">
+          <w:hyperlink w:anchor="_Toc226731980" w:history="1">
             <w:r>
               <w:rPr>
                 <w:rStyle w:val="Hyperlink"/>
@@ -1283,7 +1283,7 @@
                 <w:noProof/>
                 <w:webHidden/>
               </w:rPr>
-              <w:instrText xml:space="preserve"> PAGEREF _Toc226731600 \h </w:instrText>
+              <w:instrText xml:space="preserve"> PAGEREF _Toc226731980 \h </w:instrText>
             </w:r>
             <w:r>
               <w:rPr>
@@ -1323,7 +1323,7 @@
               <w:lang w:eastAsia="pt-BR"/>
             </w:rPr>
           </w:pPr>
-          <w:hyperlink w:anchor="_Toc226731601" w:history="1">
+          <w:hyperlink w:anchor="_Toc226731981" w:history="1">
             <w:r>
               <w:rPr>
                 <w:rStyle w:val="Hyperlink"/>
@@ -1371,7 +1371,7 @@
                 <w:noProof/>
                 <w:webHidden/>
               </w:rPr>
-              <w:instrText xml:space="preserve"> PAGEREF _Toc226731601 \h </w:instrText>
+              <w:instrText xml:space="preserve"> PAGEREF _Toc226731981 \h </w:instrText>
             </w:r>
             <w:r>
               <w:rPr>
@@ -1411,7 +1411,7 @@
               <w:lang w:eastAsia="pt-BR"/>
             </w:rPr>
           </w:pPr>
-          <w:hyperlink w:anchor="_Toc226731602" w:history="1">
+          <w:hyperlink w:anchor="_Toc226731982" w:history="1">
             <w:r>
               <w:rPr>
                 <w:rStyle w:val="Hyperlink"/>
@@ -1459,7 +1459,7 @@
                 <w:noProof/>
                 <w:webHidden/>
               </w:rPr>
-              <w:instrText xml:space="preserve"> PAGEREF _Toc226731602 \h </w:instrText>
+              <w:instrText xml:space="preserve"> PAGEREF _Toc226731982 \h </w:instrText>
             </w:r>
             <w:r>
               <w:rPr>
@@ -1503,7 +1503,7 @@
               <w:lang w:eastAsia="pt-BR"/>
             </w:rPr>
           </w:pPr>
-          <w:hyperlink w:anchor="_Toc226731603" w:history="1">
+          <w:hyperlink w:anchor="_Toc226731983" w:history="1">
             <w:r>
               <w:rPr>
                 <w:rStyle w:val="Hyperlink"/>
@@ -1551,7 +1551,7 @@
                 <w:noProof/>
                 <w:webHidden/>
               </w:rPr>
-              <w:instrText xml:space="preserve"> PAGEREF _Toc226731603 \h </w:instrText>
+              <w:instrText xml:space="preserve"> PAGEREF _Toc226731983 \h </w:instrText>
             </w:r>
             <w:r>
               <w:rPr>
@@ -1595,7 +1595,7 @@
               <w:lang w:eastAsia="pt-BR"/>
             </w:rPr>
           </w:pPr>
-          <w:hyperlink w:anchor="_Toc226731604" w:history="1">
+          <w:hyperlink w:anchor="_Toc226731984" w:history="1">
             <w:r>
               <w:rPr>
                 <w:rStyle w:val="Hyperlink"/>
@@ -1643,7 +1643,7 @@
                 <w:noProof/>
                 <w:webHidden/>
               </w:rPr>
-              <w:instrText xml:space="preserve"> PAGEREF _Toc226731604 \h </w:instrText>
+              <w:instrText xml:space="preserve"> PAGEREF _Toc226731984 \h </w:instrText>
             </w:r>
             <w:r>
               <w:rPr>
@@ -1687,7 +1687,7 @@
               <w:lang w:eastAsia="pt-BR"/>
             </w:rPr>
           </w:pPr>
-          <w:hyperlink w:anchor="_Toc226731605" w:history="1">
+          <w:hyperlink w:anchor="_Toc226731985" w:history="1">
             <w:r>
               <w:rPr>
                 <w:rStyle w:val="Hyperlink"/>
@@ -1735,7 +1735,7 @@
                 <w:noProof/>
                 <w:webHidden/>
               </w:rPr>
-              <w:instrText xml:space="preserve"> PAGEREF _Toc226731605 \h </w:instrText>
+              <w:instrText xml:space="preserve"> PAGEREF _Toc226731985 \h </w:instrText>
             </w:r>
             <w:r>
               <w:rPr>
@@ -1978,7 +1978,7 @@
           <w:szCs w:val="32"/>
         </w:rPr>
       </w:pPr>
-      <w:bookmarkStart w:id="0" w:name="_Toc226731592"/>
+      <w:bookmarkStart w:id="0" w:name="_Toc226731972"/>
       <w:r>
         <w:rPr>
           <w:rFonts w:ascii="Times New Roman" w:eastAsia="Times New Roman" w:hAnsi="Times New Roman" w:cs="Times New Roman"/>
@@ -2116,7 +2116,7 @@
           <w:szCs w:val="32"/>
         </w:rPr>
       </w:pPr>
-      <w:bookmarkStart w:id="1" w:name="_Toc226731593"/>
+      <w:bookmarkStart w:id="1" w:name="_Toc226731973"/>
       <w:r>
         <w:rPr>
           <w:rFonts w:ascii="Times New Roman" w:eastAsia="Times New Roman" w:hAnsi="Times New Roman" w:cs="Times New Roman"/>
@@ -2165,7 +2165,7 @@
           <w:szCs w:val="28"/>
         </w:rPr>
       </w:pPr>
-      <w:bookmarkStart w:id="2" w:name="_Toc226731594"/>
+      <w:bookmarkStart w:id="2" w:name="_Toc226731974"/>
       <w:r>
         <w:rPr>
           <w:rFonts w:ascii="Times New Roman" w:eastAsia="Times New Roman" w:hAnsi="Times New Roman" w:cs="Times New Roman"/>
@@ -2880,7 +2880,7 @@
           <w:szCs w:val="28"/>
         </w:rPr>
       </w:pPr>
-      <w:bookmarkStart w:id="3" w:name="_Toc226731595"/>
+      <w:bookmarkStart w:id="3" w:name="_Toc226731975"/>
       <w:r>
         <w:rPr>
           <w:rFonts w:ascii="Times New Roman" w:eastAsia="Times New Roman" w:hAnsi="Times New Roman" w:cs="Times New Roman"/>
@@ -3632,7 +3632,7 @@
           <w:szCs w:val="32"/>
         </w:rPr>
       </w:pPr>
-      <w:bookmarkStart w:id="4" w:name="_Toc226731596"/>
+      <w:bookmarkStart w:id="4" w:name="_Toc226731976"/>
       <w:r>
         <w:rPr>
           <w:rFonts w:ascii="Times New Roman" w:eastAsia="Times New Roman" w:hAnsi="Times New Roman" w:cs="Times New Roman"/>
@@ -3880,7 +3880,7 @@
           <w:szCs w:val="28"/>
         </w:rPr>
       </w:pPr>
-      <w:bookmarkStart w:id="5" w:name="_Toc226731597"/>
+      <w:bookmarkStart w:id="5" w:name="_Toc226731977"/>
       <w:proofErr w:type="spellStart"/>
       <w:r>
         <w:rPr>
@@ -3982,7 +3982,7 @@
           <w:szCs w:val="28"/>
         </w:rPr>
       </w:pPr>
-      <w:bookmarkStart w:id="6" w:name="_Toc226731598"/>
+      <w:bookmarkStart w:id="6" w:name="_Toc226731978"/>
       <w:proofErr w:type="spellStart"/>
       <w:r>
         <w:rPr>
@@ -4076,7 +4076,7 @@
           <w:szCs w:val="28"/>
         </w:rPr>
       </w:pPr>
-      <w:bookmarkStart w:id="7" w:name="_Toc226731599"/>
+      <w:bookmarkStart w:id="7" w:name="_Toc226731979"/>
       <w:proofErr w:type="spellStart"/>
       <w:r>
         <w:rPr>
@@ -4186,7 +4186,7 @@
           <w:szCs w:val="32"/>
         </w:rPr>
       </w:pPr>
-      <w:bookmarkStart w:id="8" w:name="_Toc226731600"/>
+      <w:bookmarkStart w:id="8" w:name="_Toc226731980"/>
       <w:r>
         <w:rPr>
           <w:rFonts w:ascii="Times New Roman" w:eastAsia="Times New Roman" w:hAnsi="Times New Roman" w:cs="Times New Roman"/>
@@ -4319,7 +4319,7 @@
           <w:szCs w:val="32"/>
         </w:rPr>
       </w:pPr>
-      <w:bookmarkStart w:id="9" w:name="_Toc226731601"/>
+      <w:bookmarkStart w:id="9" w:name="_Toc226731981"/>
       <w:r>
         <w:rPr>
           <w:rFonts w:ascii="Times New Roman" w:eastAsia="Times New Roman" w:hAnsi="Times New Roman" w:cs="Times New Roman"/>
@@ -4364,13 +4364,6 @@
         </w:rPr>
         <w:t>, que são representações visuais estruturais da interface do usuário. Essa prática serve para planejar e validar o layout, a navegação e as funcionalidades do sistema antes de iniciar o desenvolvimento técnico. Com base na imagem, nota-se o mapeamento claro do fluxo de navegação da aplicação, apresentando na linha superior as telas de listagem e pesquisa de dados (como chamados, colaboradores e setores) e, na linha inferior, as respectivas telas de formulários para a inserção de novos registros. Isso permite que a equipe e os clientes alinhem as expectativas sobre a usabilidade e a disposição das informações de forma rápida e visual.</w:t>
       </w:r>
-    </w:p>
-    <w:p>
-      <w:pPr>
-        <w:rPr>
-          <w:rFonts w:ascii="Times New Roman" w:hAnsi="Times New Roman" w:cs="Times New Roman"/>
-        </w:rPr>
-      </w:pPr>
     </w:p>
     <w:p>
       <w:pPr>
@@ -4467,6 +4460,30 @@
           </wp:inline>
         </w:drawing>
       </w:r>
+    </w:p>
+    <w:p>
+      <w:pPr>
+        <w:rPr>
+          <w:rFonts w:ascii="Times New Roman" w:hAnsi="Times New Roman" w:cs="Times New Roman"/>
+        </w:rPr>
+      </w:pPr>
+      <w:r>
+        <w:rPr>
+          <w:rFonts w:ascii="Times New Roman" w:hAnsi="Times New Roman" w:cs="Times New Roman"/>
+        </w:rPr>
+        <w:t xml:space="preserve">Link: </w:t>
+      </w:r>
+      <w:hyperlink r:id="rId13" w:history="1">
+        <w:proofErr w:type="spellStart"/>
+        <w:r>
+          <w:rPr>
+            <w:rStyle w:val="Hyperlink"/>
+            <w:rFonts w:ascii="Times New Roman" w:hAnsi="Times New Roman" w:cs="Times New Roman"/>
+          </w:rPr>
+          <w:t>Figma</w:t>
+        </w:r>
+        <w:proofErr w:type="spellEnd"/>
+      </w:hyperlink>
       <w:r>
         <w:rPr>
           <w:rFonts w:ascii="Times New Roman" w:hAnsi="Times New Roman" w:cs="Times New Roman"/>
@@ -4490,7 +4507,7 @@
           <w:szCs w:val="32"/>
         </w:rPr>
       </w:pPr>
-      <w:bookmarkStart w:id="10" w:name="_Toc226731602"/>
+      <w:bookmarkStart w:id="10" w:name="_Toc226731982"/>
       <w:r>
         <w:rPr>
           <w:rFonts w:ascii="Times New Roman" w:eastAsia="Times New Roman" w:hAnsi="Times New Roman" w:cs="Times New Roman"/>
@@ -4537,7 +4554,7 @@
           <w:szCs w:val="28"/>
         </w:rPr>
       </w:pPr>
-      <w:bookmarkStart w:id="11" w:name="_Toc226731603"/>
+      <w:bookmarkStart w:id="11" w:name="_Toc226731983"/>
       <w:r>
         <w:rPr>
           <w:rFonts w:ascii="Times New Roman" w:eastAsia="Times New Roman" w:hAnsi="Times New Roman" w:cs="Times New Roman"/>
@@ -4850,7 +4867,7 @@
                     <pic:cNvPicPr/>
                   </pic:nvPicPr>
                   <pic:blipFill>
-                    <a:blip r:embed="rId13" cstate="print">
+                    <a:blip r:embed="rId14" cstate="print">
                       <a:extLst>
                         <a:ext uri="{28A0092B-C50C-407E-A947-70E740481C1C}">
                           <a14:useLocalDpi xmlns:a14="http://schemas.microsoft.com/office/drawing/2010/main" val="0"/>
@@ -4893,7 +4910,7 @@
           <w:szCs w:val="28"/>
         </w:rPr>
       </w:pPr>
-      <w:bookmarkStart w:id="12" w:name="_Toc226731604"/>
+      <w:bookmarkStart w:id="12" w:name="_Toc226731984"/>
       <w:r>
         <w:rPr>
           <w:rFonts w:ascii="Times New Roman" w:eastAsia="Times New Roman" w:hAnsi="Times New Roman" w:cs="Times New Roman"/>
@@ -4983,7 +5000,7 @@
                     <pic:cNvPicPr/>
                   </pic:nvPicPr>
                   <pic:blipFill>
-                    <a:blip r:embed="rId14">
+                    <a:blip r:embed="rId15">
                       <a:extLst>
                         <a:ext uri="{28A0092B-C50C-407E-A947-70E740481C1C}">
                           <a14:useLocalDpi xmlns:a14="http://schemas.microsoft.com/office/drawing/2010/main" val="0"/>
@@ -5029,7 +5046,7 @@
       <w:r>
         <w:br w:type="page"/>
       </w:r>
-      <w:bookmarkStart w:id="13" w:name="_Toc226731605"/>
+      <w:bookmarkStart w:id="13" w:name="_Toc226731985"/>
       <w:r>
         <w:rPr>
           <w:rFonts w:ascii="Times New Roman" w:eastAsia="Times New Roman" w:hAnsi="Times New Roman" w:cs="Times New Roman"/>
@@ -5120,7 +5137,7 @@
                     <pic:cNvPicPr/>
                   </pic:nvPicPr>
                   <pic:blipFill>
-                    <a:blip r:embed="rId15" cstate="print">
+                    <a:blip r:embed="rId16" cstate="print">
                       <a:extLst>
                         <a:ext uri="{28A0092B-C50C-407E-A947-70E740481C1C}">
                           <a14:useLocalDpi xmlns:a14="http://schemas.microsoft.com/office/drawing/2010/main" val="0"/>
@@ -5148,7 +5165,7 @@
       </w:r>
     </w:p>
     <w:sectPr>
-      <w:footerReference w:type="default" r:id="rId16"/>
+      <w:footerReference w:type="default" r:id="rId17"/>
       <w:pgSz w:w="11906" w:h="16838"/>
       <w:pgMar w:top="1417" w:right="1701" w:bottom="1417" w:left="1701" w:header="708" w:footer="708" w:gutter="0"/>
       <w:pgNumType w:start="1"/>
